--- a/LR03/Турсунов_Руслан_Аширбаевич_Вариант_26_ЛР_3.docx
+++ b/LR03/Турсунов_Руслан_Аширбаевич_Вариант_26_ЛР_3.docx
@@ -10,8 +10,8 @@
           <w:sz w:val="20"/>
         </w:rPr>
       </w:pPr>
-      <w:bookmarkStart w:id="0" w:name="отчёт-по-лабораторной-работе-3"/>
-      <w:bookmarkStart w:id="1" w:name="цель-и-постановка-задачи"/>
+      <w:bookmarkStart w:id="0" w:name="цель-и-постановка-задачи"/>
+      <w:bookmarkStart w:id="1" w:name="отчёт-по-лабораторной-работе-3"/>
       <w:r>
         <w:rPr>
           <w:rFonts w:ascii="Times New Roman" w:hAnsi="Times New Roman" w:cs="Times New Roman"/>
@@ -519,8 +519,6 @@
         </w:rPr>
         <w:t xml:space="preserve"> </w:t>
       </w:r>
-      <w:bookmarkStart w:id="2" w:name="_GoBack"/>
-      <w:bookmarkEnd w:id="2"/>
       <w:r>
         <w:rPr>
           <w:rFonts w:ascii="Times New Roman" w:hAnsi="Times New Roman" w:cs="Times New Roman"/>
@@ -878,21 +876,7 @@
           <w:rFonts w:ascii="Times New Roman" w:hAnsi="Times New Roman" w:cs="Times New Roman"/>
           <w:lang w:val="ru-RU"/>
         </w:rPr>
-        <w:t xml:space="preserve">выполнения: </w:t>
-      </w:r>
-      <w:r>
-        <w:rPr>
-          <w:rFonts w:ascii="Times New Roman" w:hAnsi="Times New Roman" w:cs="Times New Roman"/>
-          <w:lang w:val="ru-RU"/>
-        </w:rPr>
-        <w:t>12</w:t>
-      </w:r>
-      <w:r>
-        <w:rPr>
-          <w:rFonts w:ascii="Times New Roman" w:hAnsi="Times New Roman" w:cs="Times New Roman"/>
-          <w:lang w:val="ru-RU"/>
-        </w:rPr>
-        <w:t>.10.2026</w:t>
+        <w:t>выполнения: 12.10.2026</w:t>
       </w:r>
     </w:p>
     <w:p>
@@ -933,6 +917,33 @@
         </w:rPr>
         <w:t>2026</w:t>
       </w:r>
+    </w:p>
+    <w:p>
+      <w:pPr>
+        <w:spacing w:after="0"/>
+        <w:rPr>
+          <w:rFonts w:ascii="Times New Roman" w:hAnsi="Times New Roman" w:cs="Times New Roman"/>
+          <w:lang w:val="ru-RU"/>
+        </w:rPr>
+      </w:pPr>
+    </w:p>
+    <w:p>
+      <w:pPr>
+        <w:spacing w:after="0"/>
+        <w:rPr>
+          <w:rFonts w:ascii="Times New Roman" w:hAnsi="Times New Roman" w:cs="Times New Roman"/>
+          <w:lang w:val="ru-RU"/>
+        </w:rPr>
+      </w:pPr>
+    </w:p>
+    <w:p>
+      <w:pPr>
+        <w:spacing w:after="0"/>
+        <w:rPr>
+          <w:rFonts w:ascii="Times New Roman" w:hAnsi="Times New Roman" w:cs="Times New Roman"/>
+          <w:lang w:val="ru-RU"/>
+        </w:rPr>
+      </w:pPr>
     </w:p>
     <w:p>
       <w:pPr>
@@ -966,6 +977,7 @@
           <w:color w:val="auto"/>
           <w:lang w:val="ru-RU"/>
         </w:rPr>
+        <w:lastRenderedPageBreak/>
         <w:t>1. Цель и постановка задачи</w:t>
       </w:r>
     </w:p>
@@ -998,26 +1010,7 @@
           <w:szCs w:val="28"/>
           <w:lang w:val="ru-RU"/>
         </w:rPr>
-        <w:t xml:space="preserve"> Научиться готовить изображения к обработке и оценивать, как элементарные подготовительные операции изменяют данные: измерять свойства изображения, преобразовывать цвет в</w:t>
-      </w:r>
-      <w:r>
-        <w:rPr>
-          <w:rFonts w:ascii="Times New Roman" w:hAnsi="Times New Roman" w:cs="Times New Roman"/>
-          <w:sz w:val="28"/>
-          <w:szCs w:val="28"/>
-          <w:lang w:val="ru-RU"/>
-        </w:rPr>
-        <w:t xml:space="preserve"> яркость, квантовать, менять </w:t>
-      </w:r>
-      <w:r>
-        <w:rPr>
-          <w:rFonts w:ascii="Times New Roman" w:hAnsi="Times New Roman" w:cs="Times New Roman"/>
-          <w:sz w:val="28"/>
-          <w:szCs w:val="28"/>
-          <w:lang w:val="ru-RU"/>
-        </w:rPr>
-        <w:lastRenderedPageBreak/>
-        <w:t>размер, растягивать контраст, сохранять в файл — и видеть результат на гистограмме и в метриках.</w:t>
+        <w:t xml:space="preserve"> Научиться готовить изображения к обработке и оценивать, как элементарные подготовительные операции изменяют данные: измерять свойства изображения, преобразовывать цвет в яркость, квантовать, менять размер, растягивать контраст, сохранять в файл — и видеть результат на гистограмме и в метриках.</w:t>
       </w:r>
     </w:p>
     <w:p>
@@ -1156,16 +1149,7 @@
           <w:szCs w:val="28"/>
           <w:lang w:val="ru-RU"/>
         </w:rPr>
-        <w:t xml:space="preserve"> Уменьшение в 2 раза </w:t>
-      </w:r>
-      <w:r>
-        <w:rPr>
-          <w:rFonts w:ascii="Times New Roman" w:hAnsi="Times New Roman" w:cs="Times New Roman"/>
-          <w:sz w:val="28"/>
-          <w:szCs w:val="28"/>
-          <w:lang w:val="ru-RU"/>
-        </w:rPr>
-        <w:t>и возврат к исходному размеру (</w:t>
+        <w:t xml:space="preserve"> Уменьшение в 2 раза и возврат к исходному размеру (</w:t>
       </w:r>
       <w:r>
         <w:rPr>
@@ -1292,16 +1276,7 @@
           <w:szCs w:val="28"/>
           <w:lang w:val="ru-RU"/>
         </w:rPr>
-        <w:t xml:space="preserve"> — уп</w:t>
-      </w:r>
-      <w:r>
-        <w:rPr>
-          <w:rFonts w:ascii="Times New Roman" w:hAnsi="Times New Roman" w:cs="Times New Roman"/>
-          <w:sz w:val="28"/>
-          <w:szCs w:val="28"/>
-          <w:lang w:val="ru-RU"/>
-        </w:rPr>
-        <w:t xml:space="preserve">адёт (сглаживание распределения яркости). - </w:t>
+        <w:t xml:space="preserve"> — упадёт (сглаживание распределения яркости). - </w:t>
       </w:r>
       <w:r>
         <w:rPr>
@@ -1401,16 +1376,7 @@
           <w:szCs w:val="28"/>
           <w:lang w:val="ru-RU"/>
         </w:rPr>
-        <w:t xml:space="preserve"> Гипотеза и допуск записаны до запу</w:t>
-      </w:r>
-      <w:r>
-        <w:rPr>
-          <w:rFonts w:ascii="Times New Roman" w:hAnsi="Times New Roman" w:cs="Times New Roman"/>
-          <w:sz w:val="28"/>
-          <w:szCs w:val="28"/>
-          <w:lang w:val="ru-RU"/>
-        </w:rPr>
-        <w:t xml:space="preserve">ска; контрольная сумма воспроизводится; таблица метрик получена по 5 </w:t>
+        <w:t xml:space="preserve"> Гипотеза и допуск записаны до запуска; контрольная сумма воспроизводится; таблица метрик получена по 5 </w:t>
       </w:r>
       <w:r>
         <w:rPr>
@@ -1432,338 +1398,309 @@
     </w:p>
     <w:p>
       <w:pPr>
+        <w:pStyle w:val="2"/>
         <w:jc w:val="both"/>
         <w:rPr>
           <w:rFonts w:ascii="Times New Roman" w:hAnsi="Times New Roman" w:cs="Times New Roman"/>
-          <w:sz w:val="28"/>
-          <w:szCs w:val="28"/>
-        </w:rPr>
-      </w:pPr>
-      <w:r>
-        <w:rPr>
-          <w:rFonts w:ascii="Times New Roman" w:hAnsi="Times New Roman" w:cs="Times New Roman"/>
-          <w:sz w:val="28"/>
-          <w:szCs w:val="28"/>
-        </w:rPr>
-        <w:pict>
-          <v:rect id="_x0000_i1026" style="width:0;height:1.5pt" o:hralign="center" o:hrstd="t" o:hr="t"/>
-        </w:pict>
+          <w:color w:val="auto"/>
+          <w:lang w:val="ru-RU"/>
+        </w:rPr>
+      </w:pPr>
+      <w:bookmarkStart w:id="2" w:name="данные"/>
+      <w:bookmarkEnd w:id="0"/>
+      <w:r>
+        <w:rPr>
+          <w:rFonts w:ascii="Times New Roman" w:hAnsi="Times New Roman" w:cs="Times New Roman"/>
+          <w:color w:val="auto"/>
+          <w:lang w:val="ru-RU"/>
+        </w:rPr>
+        <w:t>2. Данные</w:t>
       </w:r>
     </w:p>
     <w:p>
       <w:pPr>
+        <w:pStyle w:val="FirstParagraph"/>
+        <w:jc w:val="both"/>
+        <w:rPr>
+          <w:rFonts w:ascii="Times New Roman" w:hAnsi="Times New Roman" w:cs="Times New Roman"/>
+          <w:sz w:val="28"/>
+          <w:szCs w:val="28"/>
+          <w:lang w:val="ru-RU"/>
+        </w:rPr>
+      </w:pPr>
+      <w:r>
+        <w:rPr>
+          <w:rFonts w:ascii="Times New Roman" w:hAnsi="Times New Roman" w:cs="Times New Roman"/>
+          <w:b/>
+          <w:bCs/>
+          <w:sz w:val="28"/>
+          <w:szCs w:val="28"/>
+          <w:lang w:val="ru-RU"/>
+        </w:rPr>
+        <w:t>Источник:</w:t>
+      </w:r>
+      <w:r>
+        <w:rPr>
+          <w:rFonts w:ascii="Times New Roman" w:hAnsi="Times New Roman" w:cs="Times New Roman"/>
+          <w:sz w:val="28"/>
+          <w:szCs w:val="28"/>
+          <w:lang w:val="ru-RU"/>
+        </w:rPr>
+        <w:t xml:space="preserve"> синтетические. Сцена порождается функцией </w:t>
+      </w:r>
+      <w:r>
+        <w:rPr>
+          <w:rStyle w:val="VerbatimChar"/>
+          <w:rFonts w:ascii="Times New Roman" w:hAnsi="Times New Roman" w:cs="Times New Roman"/>
+          <w:sz w:val="28"/>
+          <w:szCs w:val="28"/>
+        </w:rPr>
+        <w:t>make</w:t>
+      </w:r>
+      <w:r>
+        <w:rPr>
+          <w:rStyle w:val="VerbatimChar"/>
+          <w:rFonts w:ascii="Times New Roman" w:hAnsi="Times New Roman" w:cs="Times New Roman"/>
+          <w:sz w:val="28"/>
+          <w:szCs w:val="28"/>
+          <w:lang w:val="ru-RU"/>
+        </w:rPr>
+        <w:t>_</w:t>
+      </w:r>
+      <w:r>
+        <w:rPr>
+          <w:rStyle w:val="VerbatimChar"/>
+          <w:rFonts w:ascii="Times New Roman" w:hAnsi="Times New Roman" w:cs="Times New Roman"/>
+          <w:sz w:val="28"/>
+          <w:szCs w:val="28"/>
+        </w:rPr>
+        <w:t>scene</w:t>
+      </w:r>
+      <w:r>
+        <w:rPr>
+          <w:rStyle w:val="VerbatimChar"/>
+          <w:rFonts w:ascii="Times New Roman" w:hAnsi="Times New Roman" w:cs="Times New Roman"/>
+          <w:sz w:val="28"/>
+          <w:szCs w:val="28"/>
+          <w:lang w:val="ru-RU"/>
+        </w:rPr>
+        <w:t>(</w:t>
+      </w:r>
+      <w:r>
+        <w:rPr>
+          <w:rStyle w:val="VerbatimChar"/>
+          <w:rFonts w:ascii="Times New Roman" w:hAnsi="Times New Roman" w:cs="Times New Roman"/>
+          <w:sz w:val="28"/>
+          <w:szCs w:val="28"/>
+        </w:rPr>
+        <w:t>seed</w:t>
+      </w:r>
+      <w:r>
+        <w:rPr>
+          <w:rStyle w:val="VerbatimChar"/>
+          <w:rFonts w:ascii="Times New Roman" w:hAnsi="Times New Roman" w:cs="Times New Roman"/>
+          <w:sz w:val="28"/>
+          <w:szCs w:val="28"/>
+          <w:lang w:val="ru-RU"/>
+        </w:rPr>
+        <w:t xml:space="preserve">; </w:t>
+      </w:r>
+      <w:r>
+        <w:rPr>
+          <w:rStyle w:val="VerbatimChar"/>
+          <w:rFonts w:ascii="Times New Roman" w:hAnsi="Times New Roman" w:cs="Times New Roman"/>
+          <w:sz w:val="28"/>
+          <w:szCs w:val="28"/>
+        </w:rPr>
+        <w:t>scene</w:t>
+      </w:r>
+      <w:r>
+        <w:rPr>
+          <w:rStyle w:val="VerbatimChar"/>
+          <w:rFonts w:ascii="Times New Roman" w:hAnsi="Times New Roman" w:cs="Times New Roman"/>
+          <w:sz w:val="28"/>
+          <w:szCs w:val="28"/>
+          <w:lang w:val="ru-RU"/>
+        </w:rPr>
+        <w:t>_</w:t>
+      </w:r>
+      <w:r>
+        <w:rPr>
+          <w:rStyle w:val="VerbatimChar"/>
+          <w:rFonts w:ascii="Times New Roman" w:hAnsi="Times New Roman" w:cs="Times New Roman"/>
+          <w:sz w:val="28"/>
+          <w:szCs w:val="28"/>
+        </w:rPr>
+        <w:t>preset</w:t>
+      </w:r>
+      <w:r>
+        <w:rPr>
+          <w:rStyle w:val="VerbatimChar"/>
+          <w:rFonts w:ascii="Times New Roman" w:hAnsi="Times New Roman" w:cs="Times New Roman"/>
+          <w:sz w:val="28"/>
+          <w:szCs w:val="28"/>
+          <w:lang w:val="ru-RU"/>
+        </w:rPr>
+        <w:t>(5)...)</w:t>
+      </w:r>
+      <w:r>
+        <w:rPr>
+          <w:rFonts w:ascii="Times New Roman" w:hAnsi="Times New Roman" w:cs="Times New Roman"/>
+          <w:sz w:val="28"/>
+          <w:szCs w:val="28"/>
+          <w:lang w:val="ru-RU"/>
+        </w:rPr>
+        <w:t xml:space="preserve"> из библиотеки </w:t>
+      </w:r>
+      <w:r>
+        <w:rPr>
+          <w:rStyle w:val="VerbatimChar"/>
+          <w:rFonts w:ascii="Times New Roman" w:hAnsi="Times New Roman" w:cs="Times New Roman"/>
+          <w:sz w:val="28"/>
+          <w:szCs w:val="28"/>
+        </w:rPr>
+        <w:t>lab</w:t>
+      </w:r>
+      <w:r>
+        <w:rPr>
+          <w:rStyle w:val="VerbatimChar"/>
+          <w:rFonts w:ascii="Times New Roman" w:hAnsi="Times New Roman" w:cs="Times New Roman"/>
+          <w:sz w:val="28"/>
+          <w:szCs w:val="28"/>
+          <w:lang w:val="ru-RU"/>
+        </w:rPr>
+        <w:t>03_</w:t>
+      </w:r>
+      <w:r>
+        <w:rPr>
+          <w:rStyle w:val="VerbatimChar"/>
+          <w:rFonts w:ascii="Times New Roman" w:hAnsi="Times New Roman" w:cs="Times New Roman"/>
+          <w:sz w:val="28"/>
+          <w:szCs w:val="28"/>
+        </w:rPr>
+        <w:t>lib</w:t>
+      </w:r>
+      <w:r>
+        <w:rPr>
+          <w:rStyle w:val="VerbatimChar"/>
+          <w:rFonts w:ascii="Times New Roman" w:hAnsi="Times New Roman" w:cs="Times New Roman"/>
+          <w:sz w:val="28"/>
+          <w:szCs w:val="28"/>
+          <w:lang w:val="ru-RU"/>
+        </w:rPr>
+        <w:t>.</w:t>
+      </w:r>
+      <w:r>
+        <w:rPr>
+          <w:rStyle w:val="VerbatimChar"/>
+          <w:rFonts w:ascii="Times New Roman" w:hAnsi="Times New Roman" w:cs="Times New Roman"/>
+          <w:sz w:val="28"/>
+          <w:szCs w:val="28"/>
+        </w:rPr>
+        <w:t>jl</w:t>
+      </w:r>
+      <w:r>
+        <w:rPr>
+          <w:rFonts w:ascii="Times New Roman" w:hAnsi="Times New Roman" w:cs="Times New Roman"/>
+          <w:sz w:val="28"/>
+          <w:szCs w:val="28"/>
+          <w:lang w:val="ru-RU"/>
+        </w:rPr>
+        <w:t>. Данных третьих лиц и персональных данных нет.</w:t>
+      </w:r>
+    </w:p>
+    <w:p>
+      <w:pPr>
+        <w:pStyle w:val="a0"/>
+        <w:jc w:val="both"/>
+        <w:rPr>
+          <w:rFonts w:ascii="Times New Roman" w:hAnsi="Times New Roman" w:cs="Times New Roman"/>
+          <w:sz w:val="28"/>
+          <w:szCs w:val="28"/>
+          <w:lang w:val="ru-RU"/>
+        </w:rPr>
+      </w:pPr>
+      <w:r>
+        <w:rPr>
+          <w:rFonts w:ascii="Times New Roman" w:hAnsi="Times New Roman" w:cs="Times New Roman"/>
+          <w:b/>
+          <w:bCs/>
+          <w:sz w:val="28"/>
+          <w:szCs w:val="28"/>
+          <w:lang w:val="ru-RU"/>
+        </w:rPr>
+        <w:t>Лицензия:</w:t>
+      </w:r>
+      <w:r>
+        <w:rPr>
+          <w:rFonts w:ascii="Times New Roman" w:hAnsi="Times New Roman" w:cs="Times New Roman"/>
+          <w:sz w:val="28"/>
+          <w:szCs w:val="28"/>
+          <w:lang w:val="ru-RU"/>
+        </w:rPr>
+        <w:t xml:space="preserve"> не требуется.</w:t>
+      </w:r>
+    </w:p>
+    <w:p>
+      <w:pPr>
+        <w:pStyle w:val="a0"/>
+        <w:jc w:val="both"/>
+        <w:rPr>
+          <w:rFonts w:ascii="Times New Roman" w:hAnsi="Times New Roman" w:cs="Times New Roman"/>
+          <w:sz w:val="28"/>
+          <w:szCs w:val="28"/>
+          <w:lang w:val="ru-RU"/>
+        </w:rPr>
+      </w:pPr>
+      <w:r>
+        <w:rPr>
+          <w:rFonts w:ascii="Times New Roman" w:hAnsi="Times New Roman" w:cs="Times New Roman"/>
+          <w:b/>
+          <w:bCs/>
+          <w:sz w:val="28"/>
+          <w:szCs w:val="28"/>
+          <w:lang w:val="ru-RU"/>
+        </w:rPr>
+        <w:t>Ограничения:</w:t>
+      </w:r>
+      <w:r>
+        <w:rPr>
+          <w:rFonts w:ascii="Times New Roman" w:hAnsi="Times New Roman" w:cs="Times New Roman"/>
+          <w:sz w:val="28"/>
+          <w:szCs w:val="28"/>
+          <w:lang w:val="ru-RU"/>
+        </w:rPr>
+        <w:t xml:space="preserve"> синтетическая сцена; метрики описывают статистику яркости, а не воспринимаемое качество; </w:t>
+      </w:r>
+      <w:r>
+        <w:rPr>
+          <w:rFonts w:ascii="Times New Roman" w:hAnsi="Times New Roman" w:cs="Times New Roman"/>
+          <w:sz w:val="28"/>
+          <w:szCs w:val="28"/>
+        </w:rPr>
+        <w:t>PSNR</w:t>
+      </w:r>
+      <w:r>
+        <w:rPr>
+          <w:rFonts w:ascii="Times New Roman" w:hAnsi="Times New Roman" w:cs="Times New Roman"/>
+          <w:sz w:val="28"/>
+          <w:szCs w:val="28"/>
+          <w:lang w:val="ru-RU"/>
+        </w:rPr>
+        <w:t xml:space="preserve"> не измеряет эстетику.</w:t>
+      </w:r>
+    </w:p>
+    <w:p>
+      <w:pPr>
         <w:pStyle w:val="2"/>
         <w:jc w:val="both"/>
         <w:rPr>
           <w:rFonts w:ascii="Times New Roman" w:hAnsi="Times New Roman" w:cs="Times New Roman"/>
           <w:color w:val="auto"/>
-          <w:lang w:val="ru-RU"/>
-        </w:rPr>
-      </w:pPr>
-      <w:bookmarkStart w:id="3" w:name="данные"/>
-      <w:bookmarkEnd w:id="1"/>
-      <w:r>
-        <w:rPr>
-          <w:rFonts w:ascii="Times New Roman" w:hAnsi="Times New Roman" w:cs="Times New Roman"/>
-          <w:color w:val="auto"/>
-          <w:lang w:val="ru-RU"/>
-        </w:rPr>
-        <w:t>2. Данные</w:t>
-      </w:r>
-    </w:p>
-    <w:p>
-      <w:pPr>
-        <w:pStyle w:val="FirstParagraph"/>
-        <w:jc w:val="both"/>
-        <w:rPr>
-          <w:rFonts w:ascii="Times New Roman" w:hAnsi="Times New Roman" w:cs="Times New Roman"/>
-          <w:sz w:val="28"/>
-          <w:szCs w:val="28"/>
-          <w:lang w:val="ru-RU"/>
-        </w:rPr>
-      </w:pPr>
-      <w:r>
-        <w:rPr>
-          <w:rFonts w:ascii="Times New Roman" w:hAnsi="Times New Roman" w:cs="Times New Roman"/>
-          <w:b/>
-          <w:bCs/>
-          <w:sz w:val="28"/>
-          <w:szCs w:val="28"/>
-          <w:lang w:val="ru-RU"/>
-        </w:rPr>
-        <w:t>Источник:</w:t>
-      </w:r>
-      <w:r>
-        <w:rPr>
-          <w:rFonts w:ascii="Times New Roman" w:hAnsi="Times New Roman" w:cs="Times New Roman"/>
-          <w:sz w:val="28"/>
-          <w:szCs w:val="28"/>
-          <w:lang w:val="ru-RU"/>
-        </w:rPr>
-        <w:t xml:space="preserve"> синтетические. Сцена порождается функцией </w:t>
-      </w:r>
-      <w:r>
-        <w:rPr>
-          <w:rStyle w:val="VerbatimChar"/>
-          <w:rFonts w:ascii="Times New Roman" w:hAnsi="Times New Roman" w:cs="Times New Roman"/>
-          <w:sz w:val="28"/>
-          <w:szCs w:val="28"/>
-        </w:rPr>
-        <w:t>make</w:t>
-      </w:r>
-      <w:r>
-        <w:rPr>
-          <w:rStyle w:val="VerbatimChar"/>
-          <w:rFonts w:ascii="Times New Roman" w:hAnsi="Times New Roman" w:cs="Times New Roman"/>
-          <w:sz w:val="28"/>
-          <w:szCs w:val="28"/>
-          <w:lang w:val="ru-RU"/>
-        </w:rPr>
-        <w:t>_</w:t>
-      </w:r>
-      <w:r>
-        <w:rPr>
-          <w:rStyle w:val="VerbatimChar"/>
-          <w:rFonts w:ascii="Times New Roman" w:hAnsi="Times New Roman" w:cs="Times New Roman"/>
-          <w:sz w:val="28"/>
-          <w:szCs w:val="28"/>
-        </w:rPr>
-        <w:t>scene</w:t>
-      </w:r>
-      <w:r>
-        <w:rPr>
-          <w:rStyle w:val="VerbatimChar"/>
-          <w:rFonts w:ascii="Times New Roman" w:hAnsi="Times New Roman" w:cs="Times New Roman"/>
-          <w:sz w:val="28"/>
-          <w:szCs w:val="28"/>
-          <w:lang w:val="ru-RU"/>
-        </w:rPr>
-        <w:t>(</w:t>
-      </w:r>
-      <w:r>
-        <w:rPr>
-          <w:rStyle w:val="VerbatimChar"/>
-          <w:rFonts w:ascii="Times New Roman" w:hAnsi="Times New Roman" w:cs="Times New Roman"/>
-          <w:sz w:val="28"/>
-          <w:szCs w:val="28"/>
-        </w:rPr>
-        <w:t>seed</w:t>
-      </w:r>
-      <w:r>
-        <w:rPr>
-          <w:rStyle w:val="VerbatimChar"/>
-          <w:rFonts w:ascii="Times New Roman" w:hAnsi="Times New Roman" w:cs="Times New Roman"/>
-          <w:sz w:val="28"/>
-          <w:szCs w:val="28"/>
-          <w:lang w:val="ru-RU"/>
-        </w:rPr>
-        <w:t xml:space="preserve">; </w:t>
-      </w:r>
-      <w:r>
-        <w:rPr>
-          <w:rStyle w:val="VerbatimChar"/>
-          <w:rFonts w:ascii="Times New Roman" w:hAnsi="Times New Roman" w:cs="Times New Roman"/>
-          <w:sz w:val="28"/>
-          <w:szCs w:val="28"/>
-        </w:rPr>
-        <w:t>scene</w:t>
-      </w:r>
-      <w:r>
-        <w:rPr>
-          <w:rStyle w:val="VerbatimChar"/>
-          <w:rFonts w:ascii="Times New Roman" w:hAnsi="Times New Roman" w:cs="Times New Roman"/>
-          <w:sz w:val="28"/>
-          <w:szCs w:val="28"/>
-          <w:lang w:val="ru-RU"/>
-        </w:rPr>
-        <w:t>_</w:t>
-      </w:r>
-      <w:r>
-        <w:rPr>
-          <w:rStyle w:val="VerbatimChar"/>
-          <w:rFonts w:ascii="Times New Roman" w:hAnsi="Times New Roman" w:cs="Times New Roman"/>
-          <w:sz w:val="28"/>
-          <w:szCs w:val="28"/>
-        </w:rPr>
-        <w:t>preset</w:t>
-      </w:r>
-      <w:r>
-        <w:rPr>
-          <w:rStyle w:val="VerbatimChar"/>
-          <w:rFonts w:ascii="Times New Roman" w:hAnsi="Times New Roman" w:cs="Times New Roman"/>
-          <w:sz w:val="28"/>
-          <w:szCs w:val="28"/>
-          <w:lang w:val="ru-RU"/>
-        </w:rPr>
-        <w:t>(5)...)</w:t>
-      </w:r>
-      <w:r>
-        <w:rPr>
-          <w:rFonts w:ascii="Times New Roman" w:hAnsi="Times New Roman" w:cs="Times New Roman"/>
-          <w:sz w:val="28"/>
-          <w:szCs w:val="28"/>
-          <w:lang w:val="ru-RU"/>
-        </w:rPr>
-        <w:t xml:space="preserve"> из библиотеки </w:t>
-      </w:r>
-      <w:r>
-        <w:rPr>
-          <w:rStyle w:val="VerbatimChar"/>
-          <w:rFonts w:ascii="Times New Roman" w:hAnsi="Times New Roman" w:cs="Times New Roman"/>
-          <w:sz w:val="28"/>
-          <w:szCs w:val="28"/>
-        </w:rPr>
-        <w:t>lab</w:t>
-      </w:r>
-      <w:r>
-        <w:rPr>
-          <w:rStyle w:val="VerbatimChar"/>
-          <w:rFonts w:ascii="Times New Roman" w:hAnsi="Times New Roman" w:cs="Times New Roman"/>
-          <w:sz w:val="28"/>
-          <w:szCs w:val="28"/>
-          <w:lang w:val="ru-RU"/>
-        </w:rPr>
-        <w:t>03_</w:t>
-      </w:r>
-      <w:r>
-        <w:rPr>
-          <w:rStyle w:val="VerbatimChar"/>
-          <w:rFonts w:ascii="Times New Roman" w:hAnsi="Times New Roman" w:cs="Times New Roman"/>
-          <w:sz w:val="28"/>
-          <w:szCs w:val="28"/>
-        </w:rPr>
-        <w:t>li</w:t>
-      </w:r>
-      <w:r>
-        <w:rPr>
-          <w:rStyle w:val="VerbatimChar"/>
-          <w:rFonts w:ascii="Times New Roman" w:hAnsi="Times New Roman" w:cs="Times New Roman"/>
-          <w:sz w:val="28"/>
-          <w:szCs w:val="28"/>
-        </w:rPr>
-        <w:t>b</w:t>
-      </w:r>
-      <w:r>
-        <w:rPr>
-          <w:rStyle w:val="VerbatimChar"/>
-          <w:rFonts w:ascii="Times New Roman" w:hAnsi="Times New Roman" w:cs="Times New Roman"/>
-          <w:sz w:val="28"/>
-          <w:szCs w:val="28"/>
-          <w:lang w:val="ru-RU"/>
-        </w:rPr>
-        <w:t>.</w:t>
-      </w:r>
-      <w:r>
-        <w:rPr>
-          <w:rStyle w:val="VerbatimChar"/>
-          <w:rFonts w:ascii="Times New Roman" w:hAnsi="Times New Roman" w:cs="Times New Roman"/>
-          <w:sz w:val="28"/>
-          <w:szCs w:val="28"/>
-        </w:rPr>
-        <w:t>jl</w:t>
-      </w:r>
-      <w:r>
-        <w:rPr>
-          <w:rFonts w:ascii="Times New Roman" w:hAnsi="Times New Roman" w:cs="Times New Roman"/>
-          <w:sz w:val="28"/>
-          <w:szCs w:val="28"/>
-          <w:lang w:val="ru-RU"/>
-        </w:rPr>
-        <w:t>. Данных третьих лиц и персональных данных нет.</w:t>
-      </w:r>
-    </w:p>
-    <w:p>
-      <w:pPr>
-        <w:pStyle w:val="a0"/>
-        <w:jc w:val="both"/>
-        <w:rPr>
-          <w:rFonts w:ascii="Times New Roman" w:hAnsi="Times New Roman" w:cs="Times New Roman"/>
-          <w:sz w:val="28"/>
-          <w:szCs w:val="28"/>
-          <w:lang w:val="ru-RU"/>
-        </w:rPr>
-      </w:pPr>
-      <w:r>
-        <w:rPr>
-          <w:rFonts w:ascii="Times New Roman" w:hAnsi="Times New Roman" w:cs="Times New Roman"/>
-          <w:b/>
-          <w:bCs/>
-          <w:sz w:val="28"/>
-          <w:szCs w:val="28"/>
-          <w:lang w:val="ru-RU"/>
-        </w:rPr>
-        <w:t>Лицензия:</w:t>
-      </w:r>
-      <w:r>
-        <w:rPr>
-          <w:rFonts w:ascii="Times New Roman" w:hAnsi="Times New Roman" w:cs="Times New Roman"/>
-          <w:sz w:val="28"/>
-          <w:szCs w:val="28"/>
-          <w:lang w:val="ru-RU"/>
-        </w:rPr>
-        <w:t xml:space="preserve"> не требуется.</w:t>
-      </w:r>
-    </w:p>
-    <w:p>
-      <w:pPr>
-        <w:pStyle w:val="a0"/>
-        <w:jc w:val="both"/>
-        <w:rPr>
-          <w:rFonts w:ascii="Times New Roman" w:hAnsi="Times New Roman" w:cs="Times New Roman"/>
-          <w:sz w:val="28"/>
-          <w:szCs w:val="28"/>
-          <w:lang w:val="ru-RU"/>
-        </w:rPr>
-      </w:pPr>
-      <w:r>
-        <w:rPr>
-          <w:rFonts w:ascii="Times New Roman" w:hAnsi="Times New Roman" w:cs="Times New Roman"/>
-          <w:b/>
-          <w:bCs/>
-          <w:sz w:val="28"/>
-          <w:szCs w:val="28"/>
-          <w:lang w:val="ru-RU"/>
-        </w:rPr>
-        <w:t>Ограничения:</w:t>
-      </w:r>
-      <w:r>
-        <w:rPr>
-          <w:rFonts w:ascii="Times New Roman" w:hAnsi="Times New Roman" w:cs="Times New Roman"/>
-          <w:sz w:val="28"/>
-          <w:szCs w:val="28"/>
-          <w:lang w:val="ru-RU"/>
-        </w:rPr>
-        <w:t xml:space="preserve"> синтетическая сцена; метрики описывают статистику яркости, а не воспринимаемое качество; </w:t>
-      </w:r>
-      <w:r>
-        <w:rPr>
-          <w:rFonts w:ascii="Times New Roman" w:hAnsi="Times New Roman" w:cs="Times New Roman"/>
-          <w:sz w:val="28"/>
-          <w:szCs w:val="28"/>
-        </w:rPr>
-        <w:t>PSNR</w:t>
-      </w:r>
-      <w:r>
-        <w:rPr>
-          <w:rFonts w:ascii="Times New Roman" w:hAnsi="Times New Roman" w:cs="Times New Roman"/>
-          <w:sz w:val="28"/>
-          <w:szCs w:val="28"/>
-          <w:lang w:val="ru-RU"/>
-        </w:rPr>
-        <w:t xml:space="preserve"> не измеряет эстетику.</w:t>
-      </w:r>
-    </w:p>
-    <w:p>
-      <w:pPr>
-        <w:pStyle w:val="2"/>
-        <w:jc w:val="both"/>
-        <w:rPr>
-          <w:rFonts w:ascii="Times New Roman" w:hAnsi="Times New Roman" w:cs="Times New Roman"/>
-          <w:color w:val="auto"/>
-        </w:rPr>
-      </w:pPr>
-      <w:bookmarkStart w:id="4" w:name="среда-и-версии"/>
-      <w:bookmarkEnd w:id="3"/>
+        </w:rPr>
+      </w:pPr>
+      <w:bookmarkStart w:id="3" w:name="среда-и-версии"/>
+      <w:bookmarkEnd w:id="2"/>
       <w:r>
         <w:rPr>
           <w:rFonts w:ascii="Times New Roman" w:hAnsi="Times New Roman" w:cs="Times New Roman"/>
@@ -1790,6 +1727,7 @@
           <w:p>
             <w:pPr>
               <w:pStyle w:val="Compact"/>
+              <w:spacing w:before="0" w:after="0"/>
               <w:jc w:val="both"/>
               <w:rPr>
                 <w:rFonts w:ascii="Times New Roman" w:hAnsi="Times New Roman" w:cs="Times New Roman"/>
@@ -1797,6 +1735,7 @@
                 <w:szCs w:val="28"/>
               </w:rPr>
             </w:pPr>
+            <w:bookmarkStart w:id="4" w:name="_GoBack" w:colFirst="0" w:colLast="1"/>
             <w:r>
               <w:rPr>
                 <w:rFonts w:ascii="Times New Roman" w:hAnsi="Times New Roman" w:cs="Times New Roman"/>
@@ -1814,6 +1753,7 @@
           <w:p>
             <w:pPr>
               <w:pStyle w:val="Compact"/>
+              <w:spacing w:before="0" w:after="0"/>
               <w:jc w:val="both"/>
               <w:rPr>
                 <w:rFonts w:ascii="Times New Roman" w:hAnsi="Times New Roman" w:cs="Times New Roman"/>
@@ -1840,6 +1780,7 @@
           <w:p>
             <w:pPr>
               <w:pStyle w:val="Compact"/>
+              <w:spacing w:before="0" w:after="0"/>
               <w:jc w:val="both"/>
               <w:rPr>
                 <w:rFonts w:ascii="Times New Roman" w:hAnsi="Times New Roman" w:cs="Times New Roman"/>
@@ -1864,6 +1805,7 @@
           <w:p>
             <w:pPr>
               <w:pStyle w:val="Compact"/>
+              <w:spacing w:before="0" w:after="0"/>
               <w:jc w:val="both"/>
               <w:rPr>
                 <w:rFonts w:ascii="Times New Roman" w:hAnsi="Times New Roman" w:cs="Times New Roman"/>
@@ -1908,6 +1850,7 @@
           <w:p>
             <w:pPr>
               <w:pStyle w:val="Compact"/>
+              <w:spacing w:before="0" w:after="0"/>
               <w:jc w:val="both"/>
               <w:rPr>
                 <w:rFonts w:ascii="Times New Roman" w:hAnsi="Times New Roman" w:cs="Times New Roman"/>
@@ -1932,6 +1875,7 @@
           <w:p>
             <w:pPr>
               <w:pStyle w:val="Compact"/>
+              <w:spacing w:before="0" w:after="0"/>
               <w:jc w:val="both"/>
               <w:rPr>
                 <w:rFonts w:ascii="Times New Roman" w:hAnsi="Times New Roman" w:cs="Times New Roman"/>
@@ -1960,6 +1904,7 @@
           <w:p>
             <w:pPr>
               <w:pStyle w:val="Compact"/>
+              <w:spacing w:before="0" w:after="0"/>
               <w:jc w:val="both"/>
               <w:rPr>
                 <w:rFonts w:ascii="Times New Roman" w:hAnsi="Times New Roman" w:cs="Times New Roman"/>
@@ -1984,6 +1929,7 @@
           <w:p>
             <w:pPr>
               <w:pStyle w:val="Compact"/>
+              <w:spacing w:before="0" w:after="0"/>
               <w:jc w:val="both"/>
               <w:rPr>
                 <w:rFonts w:ascii="Times New Roman" w:hAnsi="Times New Roman" w:cs="Times New Roman"/>
@@ -2062,6 +2008,7 @@
           <w:p>
             <w:pPr>
               <w:pStyle w:val="Compact"/>
+              <w:spacing w:before="0" w:after="0"/>
               <w:jc w:val="both"/>
               <w:rPr>
                 <w:rFonts w:ascii="Times New Roman" w:hAnsi="Times New Roman" w:cs="Times New Roman"/>
@@ -2086,7 +2033,7 @@
           <w:p>
             <w:pPr>
               <w:pStyle w:val="Compact"/>
-              <w:jc w:val="both"/>
+              <w:spacing w:before="0" w:after="0"/>
               <w:rPr>
                 <w:rFonts w:ascii="Times New Roman" w:hAnsi="Times New Roman" w:cs="Times New Roman"/>
                 <w:sz w:val="28"/>
@@ -2148,7 +2095,16 @@
                 <w:szCs w:val="28"/>
                 <w:lang w:val="ru-RU"/>
               </w:rPr>
-              <w:t xml:space="preserve"> (5027 байт), загружена в </w:t>
+              <w:t xml:space="preserve"> (5027 байт), загружена в</w:t>
+            </w:r>
+            <w:r>
+              <w:rPr>
+                <w:rFonts w:ascii="Times New Roman" w:hAnsi="Times New Roman" w:cs="Times New Roman"/>
+                <w:sz w:val="28"/>
+                <w:szCs w:val="28"/>
+                <w:lang w:val="ru-RU"/>
+              </w:rPr>
+              <w:t xml:space="preserve"> </w:t>
             </w:r>
             <w:r>
               <w:rPr>
@@ -2209,6 +2165,7 @@
           <w:p>
             <w:pPr>
               <w:pStyle w:val="Compact"/>
+              <w:spacing w:before="0" w:after="0"/>
               <w:jc w:val="both"/>
               <w:rPr>
                 <w:rFonts w:ascii="Times New Roman" w:hAnsi="Times New Roman" w:cs="Times New Roman"/>
@@ -2233,6 +2190,7 @@
           <w:p>
             <w:pPr>
               <w:pStyle w:val="Compact"/>
+              <w:spacing w:before="0" w:after="0"/>
               <w:jc w:val="both"/>
               <w:rPr>
                 <w:rFonts w:ascii="Times New Roman" w:hAnsi="Times New Roman" w:cs="Times New Roman"/>
@@ -2328,6 +2286,7 @@
           <w:p>
             <w:pPr>
               <w:pStyle w:val="Compact"/>
+              <w:spacing w:before="0" w:after="0"/>
               <w:jc w:val="both"/>
               <w:rPr>
                 <w:rFonts w:ascii="Times New Roman" w:hAnsi="Times New Roman" w:cs="Times New Roman"/>
@@ -2352,6 +2311,7 @@
           <w:p>
             <w:pPr>
               <w:pStyle w:val="Compact"/>
+              <w:spacing w:before="0" w:after="0"/>
               <w:jc w:val="both"/>
               <w:rPr>
                 <w:rFonts w:ascii="Times New Roman" w:hAnsi="Times New Roman" w:cs="Times New Roman"/>
@@ -2400,6 +2360,7 @@
         </w:rPr>
       </w:pPr>
       <w:bookmarkStart w:id="5" w:name="ход-работы"/>
+      <w:bookmarkEnd w:id="3"/>
       <w:bookmarkEnd w:id="4"/>
       <w:r>
         <w:rPr>
@@ -2792,17 +2753,7 @@
           <w:sz w:val="28"/>
           <w:szCs w:val="28"/>
         </w:rPr>
-        <w:t>make_sce</w:t>
-      </w:r>
-      <w:r>
-        <w:rPr>
-          <w:rStyle w:val="FunctionTok"/>
-          <w:rFonts w:ascii="Courier New" w:hAnsi="Courier New" w:cs="Courier New"/>
-          <w:color w:val="auto"/>
-          <w:sz w:val="28"/>
-          <w:szCs w:val="28"/>
-        </w:rPr>
-        <w:t>ne</w:t>
+        <w:t>make_scene</w:t>
       </w:r>
       <w:r>
         <w:rPr>
@@ -3529,16 +3480,7 @@
           <w:szCs w:val="28"/>
           <w:lang w:val="ru-RU"/>
         </w:rPr>
-        <w:t>При перезапуске ячейки — та</w:t>
-      </w:r>
-      <w:r>
-        <w:rPr>
-          <w:rFonts w:ascii="Times New Roman" w:hAnsi="Times New Roman" w:cs="Times New Roman"/>
-          <w:sz w:val="28"/>
-          <w:szCs w:val="28"/>
-          <w:lang w:val="ru-RU"/>
-        </w:rPr>
-        <w:t xml:space="preserve"> же сумма. Воспроизводимость подтверждена.</w:t>
+        <w:t>При перезапуске ячейки — та же сумма. Воспроизводимость подтверждена.</w:t>
       </w:r>
     </w:p>
     <w:p>
@@ -4227,15 +4169,7 @@
                 <w:sz w:val="28"/>
                 <w:szCs w:val="28"/>
               </w:rPr>
-              <w:t>−</w:t>
-            </w:r>
-            <w:r>
-              <w:rPr>
-                <w:rFonts w:ascii="Times New Roman" w:hAnsi="Times New Roman" w:cs="Times New Roman"/>
-                <w:sz w:val="28"/>
-                <w:szCs w:val="28"/>
-              </w:rPr>
-              <w:t>5.55e-17</w:t>
+              <w:t>−5.55e-17</w:t>
             </w:r>
           </w:p>
         </w:tc>
@@ -4430,15 +4364,7 @@
                 <w:sz w:val="28"/>
                 <w:szCs w:val="28"/>
               </w:rPr>
-              <w:t>−</w:t>
-            </w:r>
-            <w:r>
-              <w:rPr>
-                <w:rFonts w:ascii="Times New Roman" w:hAnsi="Times New Roman" w:cs="Times New Roman"/>
-                <w:sz w:val="28"/>
-                <w:szCs w:val="28"/>
-              </w:rPr>
-              <w:t>0.0050822</w:t>
+              <w:t>−0.0050822</w:t>
             </w:r>
           </w:p>
         </w:tc>
@@ -4510,15 +4436,7 @@
                 <w:sz w:val="28"/>
                 <w:szCs w:val="28"/>
               </w:rPr>
-              <w:t>−</w:t>
-            </w:r>
-            <w:r>
-              <w:rPr>
-                <w:rFonts w:ascii="Times New Roman" w:hAnsi="Times New Roman" w:cs="Times New Roman"/>
-                <w:sz w:val="28"/>
-                <w:szCs w:val="28"/>
-              </w:rPr>
-              <w:t>6.6 %</w:t>
+              <w:t>−6.6 %</w:t>
             </w:r>
           </w:p>
         </w:tc>
@@ -4640,15 +4558,7 @@
                 <w:sz w:val="28"/>
                 <w:szCs w:val="28"/>
               </w:rPr>
-              <w:t>−</w:t>
-            </w:r>
-            <w:r>
-              <w:rPr>
-                <w:rFonts w:ascii="Times New Roman" w:hAnsi="Times New Roman" w:cs="Times New Roman"/>
-                <w:sz w:val="28"/>
-                <w:szCs w:val="28"/>
-              </w:rPr>
-              <w:t>0.2141021</w:t>
+              <w:t>−0.2141021</w:t>
             </w:r>
           </w:p>
         </w:tc>
@@ -4720,15 +4630,7 @@
                 <w:sz w:val="28"/>
                 <w:szCs w:val="28"/>
               </w:rPr>
-              <w:t>−</w:t>
-            </w:r>
-            <w:r>
-              <w:rPr>
-                <w:rFonts w:ascii="Times New Roman" w:hAnsi="Times New Roman" w:cs="Times New Roman"/>
-                <w:sz w:val="28"/>
-                <w:szCs w:val="28"/>
-              </w:rPr>
-              <w:t>6.7 %</w:t>
+              <w:t>−6.7 %</w:t>
             </w:r>
           </w:p>
         </w:tc>
@@ -4815,16 +4717,7 @@
           <w:szCs w:val="28"/>
           <w:lang w:val="ru-RU"/>
         </w:rPr>
-        <w:t xml:space="preserve"> </w:t>
-      </w:r>
-      <w:r>
-        <w:rPr>
-          <w:rFonts w:ascii="Times New Roman" w:hAnsi="Times New Roman" w:cs="Times New Roman"/>
-          <w:sz w:val="28"/>
-          <w:szCs w:val="28"/>
-          <w:lang w:val="ru-RU"/>
-        </w:rPr>
-        <w:t>многогорбое распределение, пики в интервалах 11–17 (яркости клеток шахматки), хвост до 20.</w:t>
+        <w:t xml:space="preserve"> многогорбое распределение, пики в интервалах 11–17 (яркости клеток шахматки), хвост до 20.</w:t>
       </w:r>
     </w:p>
     <w:p>
@@ -5082,7 +4975,7 @@
           <w:szCs w:val="28"/>
           <w:lang w:val="ru-RU"/>
         </w:rPr>
-        <w:t>предел то</w:t>
+        <w:t xml:space="preserve">предел точности </w:t>
       </w:r>
       <w:r>
         <w:rPr>
@@ -5091,9 +4984,8 @@
           <w:bCs/>
           <w:sz w:val="28"/>
           <w:szCs w:val="28"/>
-          <w:lang w:val="ru-RU"/>
-        </w:rPr>
-        <w:t xml:space="preserve">чности </w:t>
+        </w:rPr>
+        <w:t>Float</w:t>
       </w:r>
       <w:r>
         <w:rPr>
@@ -5102,8 +4994,18 @@
           <w:bCs/>
           <w:sz w:val="28"/>
           <w:szCs w:val="28"/>
-        </w:rPr>
-        <w:t>Float</w:t>
+          <w:lang w:val="ru-RU"/>
+        </w:rPr>
+        <w:t>64</w:t>
+      </w:r>
+      <w:r>
+        <w:rPr>
+          <w:rFonts w:ascii="Times New Roman" w:hAnsi="Times New Roman" w:cs="Times New Roman"/>
+          <w:sz w:val="28"/>
+          <w:szCs w:val="28"/>
+          <w:lang w:val="ru-RU"/>
+        </w:rPr>
+        <w:t xml:space="preserve"> при операциях с числами порядка 0.47. Фактически среднее </w:t>
       </w:r>
       <w:r>
         <w:rPr>
@@ -5114,17 +5016,46 @@
           <w:szCs w:val="28"/>
           <w:lang w:val="ru-RU"/>
         </w:rPr>
-        <w:t>64</w:t>
-      </w:r>
-      <w:r>
-        <w:rPr>
-          <w:rFonts w:ascii="Times New Roman" w:hAnsi="Times New Roman" w:cs="Times New Roman"/>
-          <w:sz w:val="28"/>
-          <w:szCs w:val="28"/>
-          <w:lang w:val="ru-RU"/>
-        </w:rPr>
-        <w:t xml:space="preserve"> при операциях с числами порядка 0.47. Фактически среднее </w:t>
-      </w:r>
+        <w:t>не изменилось</w:t>
+      </w:r>
+      <w:r>
+        <w:rPr>
+          <w:rFonts w:ascii="Times New Roman" w:hAnsi="Times New Roman" w:cs="Times New Roman"/>
+          <w:sz w:val="28"/>
+          <w:szCs w:val="28"/>
+          <w:lang w:val="ru-RU"/>
+        </w:rPr>
+        <w:t xml:space="preserve">: шахматка симметрична, </w:t>
+      </w:r>
+      <w:r>
+        <w:rPr>
+          <w:rFonts w:ascii="Times New Roman" w:hAnsi="Times New Roman" w:cs="Times New Roman"/>
+          <w:sz w:val="28"/>
+          <w:szCs w:val="28"/>
+        </w:rPr>
+        <w:t>imresize</w:t>
+      </w:r>
+      <w:r>
+        <w:rPr>
+          <w:rFonts w:ascii="Times New Roman" w:hAnsi="Times New Roman" w:cs="Times New Roman"/>
+          <w:sz w:val="28"/>
+          <w:szCs w:val="28"/>
+          <w:lang w:val="ru-RU"/>
+        </w:rPr>
+        <w:t xml:space="preserve"> сохраняет суммарный уровень яркости.</w:t>
+      </w:r>
+    </w:p>
+    <w:p>
+      <w:pPr>
+        <w:pStyle w:val="a0"/>
+        <w:jc w:val="both"/>
+        <w:rPr>
+          <w:rFonts w:ascii="Times New Roman" w:hAnsi="Times New Roman" w:cs="Times New Roman"/>
+          <w:sz w:val="28"/>
+          <w:szCs w:val="28"/>
+          <w:lang w:val="ru-RU"/>
+        </w:rPr>
+      </w:pPr>
       <w:r>
         <w:rPr>
           <w:rFonts w:ascii="Times New Roman" w:hAnsi="Times New Roman" w:cs="Times New Roman"/>
@@ -5134,103 +5065,45 @@
           <w:szCs w:val="28"/>
           <w:lang w:val="ru-RU"/>
         </w:rPr>
-        <w:t>не изменилось</w:t>
-      </w:r>
-      <w:r>
-        <w:rPr>
-          <w:rFonts w:ascii="Times New Roman" w:hAnsi="Times New Roman" w:cs="Times New Roman"/>
-          <w:sz w:val="28"/>
-          <w:szCs w:val="28"/>
-          <w:lang w:val="ru-RU"/>
-        </w:rPr>
-        <w:t xml:space="preserve">: шахматка симметрична, </w:t>
-      </w:r>
-      <w:r>
-        <w:rPr>
-          <w:rFonts w:ascii="Times New Roman" w:hAnsi="Times New Roman" w:cs="Times New Roman"/>
-          <w:sz w:val="28"/>
-          <w:szCs w:val="28"/>
-        </w:rPr>
-        <w:t>imresize</w:t>
-      </w:r>
-      <w:r>
-        <w:rPr>
-          <w:rFonts w:ascii="Times New Roman" w:hAnsi="Times New Roman" w:cs="Times New Roman"/>
-          <w:sz w:val="28"/>
-          <w:szCs w:val="28"/>
-          <w:lang w:val="ru-RU"/>
-        </w:rPr>
-        <w:t xml:space="preserve"> сохраняет суммарный уровень яркости.</w:t>
+        <w:t>Важно:</w:t>
+      </w:r>
+      <w:r>
+        <w:rPr>
+          <w:rFonts w:ascii="Times New Roman" w:hAnsi="Times New Roman" w:cs="Times New Roman"/>
+          <w:sz w:val="28"/>
+          <w:szCs w:val="28"/>
+          <w:lang w:val="ru-RU"/>
+        </w:rPr>
+        <w:t xml:space="preserve"> это не «ноль», а машинная погрешность. Разные способы вычисления могут дать разные хеши — поэтому сравнение делают с допуском, а не по контрольной сумме.</w:t>
       </w:r>
     </w:p>
     <w:p>
       <w:pPr>
-        <w:pStyle w:val="a0"/>
+        <w:pStyle w:val="3"/>
         <w:jc w:val="both"/>
         <w:rPr>
           <w:rFonts w:ascii="Times New Roman" w:hAnsi="Times New Roman" w:cs="Times New Roman"/>
-          <w:sz w:val="28"/>
-          <w:szCs w:val="28"/>
-          <w:lang w:val="ru-RU"/>
-        </w:rPr>
-      </w:pPr>
-      <w:r>
-        <w:rPr>
-          <w:rFonts w:ascii="Times New Roman" w:hAnsi="Times New Roman" w:cs="Times New Roman"/>
-          <w:b/>
-          <w:bCs/>
-          <w:sz w:val="28"/>
-          <w:szCs w:val="28"/>
-          <w:lang w:val="ru-RU"/>
-        </w:rPr>
-        <w:t>Важно:</w:t>
-      </w:r>
-      <w:r>
-        <w:rPr>
-          <w:rFonts w:ascii="Times New Roman" w:hAnsi="Times New Roman" w:cs="Times New Roman"/>
-          <w:sz w:val="28"/>
-          <w:szCs w:val="28"/>
-          <w:lang w:val="ru-RU"/>
-        </w:rPr>
-        <w:t xml:space="preserve"> это не «ноль», а машинная погрешность. Разные способы вычисления могут дать разные хеши — поэт</w:t>
-      </w:r>
-      <w:r>
-        <w:rPr>
-          <w:rFonts w:ascii="Times New Roman" w:hAnsi="Times New Roman" w:cs="Times New Roman"/>
-          <w:sz w:val="28"/>
-          <w:szCs w:val="28"/>
-          <w:lang w:val="ru-RU"/>
-        </w:rPr>
-        <w:t>ому сравнение делают с допуском, а не по контрольной сумме.</w:t>
+          <w:color w:val="auto"/>
+          <w:sz w:val="28"/>
+          <w:szCs w:val="28"/>
+          <w:lang w:val="ru-RU"/>
+        </w:rPr>
+      </w:pPr>
+      <w:bookmarkStart w:id="18" w:name="контраст-и-энтропия-эффект-устойчивый"/>
+      <w:bookmarkEnd w:id="17"/>
+      <w:r>
+        <w:rPr>
+          <w:rFonts w:ascii="Times New Roman" w:hAnsi="Times New Roman" w:cs="Times New Roman"/>
+          <w:color w:val="auto"/>
+          <w:sz w:val="28"/>
+          <w:szCs w:val="28"/>
+          <w:lang w:val="ru-RU"/>
+        </w:rPr>
+        <w:t>6.2. Контраст и энтропия — эффект устойчивый</w:t>
       </w:r>
     </w:p>
     <w:p>
       <w:pPr>
-        <w:pStyle w:val="3"/>
-        <w:jc w:val="both"/>
-        <w:rPr>
-          <w:rFonts w:ascii="Times New Roman" w:hAnsi="Times New Roman" w:cs="Times New Roman"/>
-          <w:color w:val="auto"/>
-          <w:sz w:val="28"/>
-          <w:szCs w:val="28"/>
-          <w:lang w:val="ru-RU"/>
-        </w:rPr>
-      </w:pPr>
-      <w:bookmarkStart w:id="18" w:name="контраст-и-энтропия-эффект-устойчивый"/>
-      <w:bookmarkEnd w:id="17"/>
-      <w:r>
-        <w:rPr>
-          <w:rFonts w:ascii="Times New Roman" w:hAnsi="Times New Roman" w:cs="Times New Roman"/>
-          <w:color w:val="auto"/>
-          <w:sz w:val="28"/>
-          <w:szCs w:val="28"/>
-          <w:lang w:val="ru-RU"/>
-        </w:rPr>
-        <w:t>6.2. Контраст и энтропия — эффект устойчивый</w:t>
-      </w:r>
-    </w:p>
-    <w:p>
-      <w:pPr>
         <w:pStyle w:val="FirstParagraph"/>
         <w:jc w:val="both"/>
         <w:rPr>
@@ -5349,16 +5222,7 @@
           <w:szCs w:val="28"/>
           <w:lang w:val="ru-RU"/>
         </w:rPr>
-        <w:t xml:space="preserve"> очень мал (порядка 10⁻⁴–10⁻³), потому что структура с</w:t>
-      </w:r>
-      <w:r>
-        <w:rPr>
-          <w:rFonts w:ascii="Times New Roman" w:hAnsi="Times New Roman" w:cs="Times New Roman"/>
-          <w:sz w:val="28"/>
-          <w:szCs w:val="28"/>
-          <w:lang w:val="ru-RU"/>
-        </w:rPr>
-        <w:t>цены неизменна — меняется лишь шум. Поэтому критерий 2</w:t>
+        <w:t xml:space="preserve"> очень мал (порядка 10⁻⁴–10⁻³), потому что структура сцены неизменна — меняется лишь шум. Поэтому критерий 2</w:t>
       </w:r>
       <w:r>
         <w:rPr>
@@ -5970,16 +5834,7 @@
           <w:szCs w:val="28"/>
           <w:lang w:val="ru-RU"/>
         </w:rPr>
-        <w:t xml:space="preserve"> (шахматка) и о</w:t>
-      </w:r>
-      <w:r>
-        <w:rPr>
-          <w:rFonts w:ascii="Times New Roman" w:hAnsi="Times New Roman" w:cs="Times New Roman"/>
-          <w:sz w:val="28"/>
-          <w:szCs w:val="28"/>
-          <w:lang w:val="ru-RU"/>
-        </w:rPr>
-        <w:t>дин тип воздействия (</w:t>
+        <w:t xml:space="preserve"> (шахматка) и один тип воздействия (</w:t>
       </w:r>
       <w:r>
         <w:rPr>
@@ -6085,16 +5940,7 @@
           <w:szCs w:val="28"/>
           <w:lang w:val="ru-RU"/>
         </w:rPr>
-        <w:t xml:space="preserve"> Для тёмной сцены (сцена 3) он может быть некорректен, потому что относительное изменение яркости при м</w:t>
-      </w:r>
-      <w:r>
-        <w:rPr>
-          <w:rFonts w:ascii="Times New Roman" w:hAnsi="Times New Roman" w:cs="Times New Roman"/>
-          <w:sz w:val="28"/>
-          <w:szCs w:val="28"/>
-          <w:lang w:val="ru-RU"/>
-        </w:rPr>
-        <w:t>алых значениях ведёт себя иначе.</w:t>
+        <w:t xml:space="preserve"> Для тёмной сцены (сцена 3) он может быть некорректен, потому что относительное изменение яркости при малых значениях ведёт себя иначе.</w:t>
       </w:r>
     </w:p>
     <w:p>
@@ -6292,16 +6138,7 @@
           <w:szCs w:val="28"/>
           <w:lang w:val="ru-RU"/>
         </w:rPr>
-        <w:t xml:space="preserve"> если изображение готов</w:t>
-      </w:r>
-      <w:r>
-        <w:rPr>
-          <w:rFonts w:ascii="Times New Roman" w:hAnsi="Times New Roman" w:cs="Times New Roman"/>
-          <w:sz w:val="28"/>
-          <w:szCs w:val="28"/>
-          <w:lang w:val="ru-RU"/>
-        </w:rPr>
-        <w:t xml:space="preserve">ится для каталога или печати — потеря 6.6 % контраста и 6.7 % энтропии может быть заметна глазом. </w:t>
+        <w:t xml:space="preserve"> если изображение готовится для каталога или печати — потеря 6.6 % контраста и 6.7 % энтропии может быть заметна глазом. </w:t>
       </w:r>
       <w:r>
         <w:rPr>
@@ -6380,16 +6217,7 @@
           <w:szCs w:val="28"/>
           <w:lang w:val="ru-RU"/>
         </w:rPr>
-        <w:t>: измерение свойств, получение яркости,</w:t>
-      </w:r>
-      <w:r>
-        <w:rPr>
-          <w:rFonts w:ascii="Times New Roman" w:hAnsi="Times New Roman" w:cs="Times New Roman"/>
-          <w:sz w:val="28"/>
-          <w:szCs w:val="28"/>
-          <w:lang w:val="ru-RU"/>
-        </w:rPr>
-        <w:t xml:space="preserve"> изменение размера, построение гистограмм, расчёт метрик и </w:t>
+        <w:t xml:space="preserve">: измерение свойств, получение яркости, изменение размера, построение гистограмм, расчёт метрик и </w:t>
       </w:r>
       <w:r>
         <w:rPr>
@@ -6556,16 +6384,7 @@
           <w:szCs w:val="28"/>
           <w:lang w:val="ru-RU"/>
         </w:rPr>
-        <w:t xml:space="preserve"> </w:t>
-      </w:r>
-      <w:r>
-        <w:rPr>
-          <w:rFonts w:ascii="Times New Roman" w:hAnsi="Times New Roman" w:cs="Times New Roman"/>
-          <w:sz w:val="28"/>
-          <w:szCs w:val="28"/>
-          <w:lang w:val="ru-RU"/>
-        </w:rPr>
-        <w:t>среднее — машинный ноль (</w:t>
+        <w:t xml:space="preserve"> среднее — машинный ноль (</w:t>
       </w:r>
       <w:r>
         <w:rPr>
@@ -6642,15 +6461,7 @@
           <w:sz w:val="28"/>
           <w:szCs w:val="28"/>
         </w:rPr>
-        <w:t>Для среднего — эффекта нет ни по одному к</w:t>
-      </w:r>
-      <w:r>
-        <w:rPr>
-          <w:rFonts w:ascii="Times New Roman" w:hAnsi="Times New Roman" w:cs="Times New Roman"/>
-          <w:sz w:val="28"/>
-          <w:szCs w:val="28"/>
-        </w:rPr>
-        <w:t>ритерию.</w:t>
+        <w:t>Для среднего — эффекта нет ни по одному критерию.</w:t>
       </w:r>
     </w:p>
     <w:p>
@@ -6733,16 +6544,7 @@
           <w:szCs w:val="28"/>
           <w:lang w:val="ru-RU"/>
         </w:rPr>
-        <w:t xml:space="preserve"> для справочной иллюстрации потеря умерен</w:t>
-      </w:r>
-      <w:r>
-        <w:rPr>
-          <w:rFonts w:ascii="Times New Roman" w:hAnsi="Times New Roman" w:cs="Times New Roman"/>
-          <w:sz w:val="28"/>
-          <w:szCs w:val="28"/>
-          <w:lang w:val="ru-RU"/>
-        </w:rPr>
-        <w:t>ная (</w:t>
+        <w:t xml:space="preserve"> для справочной иллюстрации потеря умеренная (</w:t>
       </w:r>
       <w:r>
         <w:rPr>
@@ -6808,16 +6610,7 @@
           <w:szCs w:val="28"/>
           <w:lang w:val="ru-RU"/>
         </w:rPr>
-        <w:t xml:space="preserve"> в этой работе слишком </w:t>
-      </w:r>
-      <w:r>
-        <w:rPr>
-          <w:rFonts w:ascii="Times New Roman" w:hAnsi="Times New Roman" w:cs="Times New Roman"/>
-          <w:sz w:val="28"/>
-          <w:szCs w:val="28"/>
-          <w:lang w:val="ru-RU"/>
-        </w:rPr>
-        <w:t xml:space="preserve">чувствителен из-за малого разброса между </w:t>
+        <w:t xml:space="preserve"> в этой работе слишком чувствителен из-за малого разброса между </w:t>
       </w:r>
       <w:r>
         <w:rPr>
@@ -6835,26 +6628,6 @@
           <w:lang w:val="ru-RU"/>
         </w:rPr>
         <w:t>; практический допуск — вторая, более значимая проверка.</w:t>
-      </w:r>
-    </w:p>
-    <w:p>
-      <w:pPr>
-        <w:jc w:val="both"/>
-        <w:rPr>
-          <w:rFonts w:ascii="Times New Roman" w:hAnsi="Times New Roman" w:cs="Times New Roman"/>
-          <w:sz w:val="28"/>
-          <w:szCs w:val="28"/>
-        </w:rPr>
-      </w:pPr>
-      <w:r>
-        <w:rPr>
-          <w:rFonts w:ascii="Times New Roman" w:hAnsi="Times New Roman" w:cs="Times New Roman"/>
-          <w:sz w:val="28"/>
-          <w:szCs w:val="28"/>
-        </w:rPr>
-        <w:pict>
-          <v:rect id="_x0000_i1032" style="width:0;height:1.5pt" o:hralign="center" o:hrstd="t" o:hr="t"/>
-        </w:pict>
       </w:r>
     </w:p>
     <w:p>
@@ -7400,16 +7173,7 @@
                 <w:sz w:val="28"/>
                 <w:szCs w:val="28"/>
               </w:rPr>
-              <w:t>037c4c5075b4703a162908a506aa674826890b58027f28</w:t>
-            </w:r>
-            <w:r>
-              <w:rPr>
-                <w:rStyle w:val="VerbatimChar"/>
-                <w:rFonts w:ascii="Times New Roman" w:hAnsi="Times New Roman" w:cs="Times New Roman"/>
-                <w:sz w:val="28"/>
-                <w:szCs w:val="28"/>
-              </w:rPr>
-              <w:t>28a853b5daca634851</w:t>
+              <w:t>037c4c5075b4703a162908a506aa674826890b58027f2828a853b5daca634851</w:t>
             </w:r>
           </w:p>
         </w:tc>
@@ -7909,7 +7673,6 @@
                 <w:sz w:val="28"/>
                 <w:szCs w:val="28"/>
               </w:rPr>
-              <w:lastRenderedPageBreak/>
               <w:t>Файл</w:t>
             </w:r>
           </w:p>
@@ -7961,6 +7724,7 @@
                 <w:sz w:val="28"/>
                 <w:szCs w:val="28"/>
               </w:rPr>
+              <w:lastRenderedPageBreak/>
               <w:t>lab03_lib.jl</w:t>
             </w:r>
           </w:p>
@@ -8047,7 +7811,6 @@
     <w:p>
       <w:pPr>
         <w:pStyle w:val="a0"/>
-        <w:jc w:val="both"/>
         <w:rPr>
           <w:rFonts w:ascii="Times New Roman" w:hAnsi="Times New Roman" w:cs="Times New Roman"/>
           <w:sz w:val="28"/>
@@ -8407,26 +8170,1357 @@
     </w:p>
     <w:p>
       <w:pPr>
+        <w:pStyle w:val="2"/>
         <w:jc w:val="both"/>
         <w:rPr>
           <w:rFonts w:ascii="Times New Roman" w:hAnsi="Times New Roman" w:cs="Times New Roman"/>
-          <w:sz w:val="28"/>
-          <w:szCs w:val="28"/>
-        </w:rPr>
-      </w:pPr>
-      <w:r>
-        <w:rPr>
-          <w:rFonts w:ascii="Times New Roman" w:hAnsi="Times New Roman" w:cs="Times New Roman"/>
-          <w:sz w:val="28"/>
-          <w:szCs w:val="28"/>
-        </w:rPr>
-        <w:pict>
-          <v:rect id="_x0000_i1034" style="width:0;height:1.5pt" o:hralign="center" o:hrstd="t" o:hr="t"/>
-        </w:pict>
+          <w:color w:val="auto"/>
+        </w:rPr>
+      </w:pPr>
+      <w:bookmarkStart w:id="26" w:name="приложение-а.-команды-сводка"/>
+      <w:bookmarkEnd w:id="25"/>
+      <w:r>
+        <w:rPr>
+          <w:rFonts w:ascii="Times New Roman" w:hAnsi="Times New Roman" w:cs="Times New Roman"/>
+          <w:color w:val="auto"/>
+        </w:rPr>
+        <w:t>Приложение А. Команды (сводка)</w:t>
       </w:r>
     </w:p>
     <w:p>
       <w:pPr>
+        <w:pStyle w:val="SourceCode"/>
+        <w:rPr>
+          <w:rFonts w:ascii="Courier New" w:hAnsi="Courier New" w:cs="Courier New"/>
+          <w:sz w:val="28"/>
+          <w:szCs w:val="28"/>
+        </w:rPr>
+      </w:pPr>
+      <w:r>
+        <w:rPr>
+          <w:rStyle w:val="CommentTok"/>
+          <w:rFonts w:ascii="Courier New" w:hAnsi="Courier New" w:cs="Courier New"/>
+          <w:color w:val="auto"/>
+          <w:sz w:val="28"/>
+          <w:szCs w:val="28"/>
+        </w:rPr>
+        <w:t># Загрузка библиотеки</w:t>
+      </w:r>
+      <w:r>
+        <w:rPr>
+          <w:rFonts w:ascii="Courier New" w:hAnsi="Courier New" w:cs="Courier New"/>
+          <w:sz w:val="28"/>
+          <w:szCs w:val="28"/>
+        </w:rPr>
+        <w:br/>
+      </w:r>
+      <w:r>
+        <w:rPr>
+          <w:rStyle w:val="FunctionTok"/>
+          <w:rFonts w:ascii="Courier New" w:hAnsi="Courier New" w:cs="Courier New"/>
+          <w:color w:val="auto"/>
+          <w:sz w:val="28"/>
+          <w:szCs w:val="28"/>
+        </w:rPr>
+        <w:t>include</w:t>
+      </w:r>
+      <w:r>
+        <w:rPr>
+          <w:rStyle w:val="NormalTok"/>
+          <w:rFonts w:ascii="Courier New" w:hAnsi="Courier New" w:cs="Courier New"/>
+          <w:sz w:val="28"/>
+          <w:szCs w:val="28"/>
+        </w:rPr>
+        <w:t>(</w:t>
+      </w:r>
+      <w:r>
+        <w:rPr>
+          <w:rStyle w:val="StringTok"/>
+          <w:rFonts w:ascii="Courier New" w:hAnsi="Courier New" w:cs="Courier New"/>
+          <w:color w:val="auto"/>
+          <w:sz w:val="28"/>
+          <w:szCs w:val="28"/>
+        </w:rPr>
+        <w:t>"lab03_lib.jl"</w:t>
+      </w:r>
+      <w:r>
+        <w:rPr>
+          <w:rStyle w:val="NormalTok"/>
+          <w:rFonts w:ascii="Courier New" w:hAnsi="Courier New" w:cs="Courier New"/>
+          <w:sz w:val="28"/>
+          <w:szCs w:val="28"/>
+        </w:rPr>
+        <w:t>)</w:t>
+      </w:r>
+      <w:r>
+        <w:rPr>
+          <w:rFonts w:ascii="Courier New" w:hAnsi="Courier New" w:cs="Courier New"/>
+          <w:sz w:val="28"/>
+          <w:szCs w:val="28"/>
+        </w:rPr>
+        <w:br/>
+      </w:r>
+      <w:r>
+        <w:rPr>
+          <w:rStyle w:val="CommentTok"/>
+          <w:rFonts w:ascii="Courier New" w:hAnsi="Courier New" w:cs="Courier New"/>
+          <w:color w:val="auto"/>
+          <w:sz w:val="28"/>
+          <w:szCs w:val="28"/>
+        </w:rPr>
+        <w:t># Свойства сцены</w:t>
+      </w:r>
+      <w:r>
+        <w:rPr>
+          <w:rFonts w:ascii="Courier New" w:hAnsi="Courier New" w:cs="Courier New"/>
+          <w:sz w:val="28"/>
+          <w:szCs w:val="28"/>
+        </w:rPr>
+        <w:br/>
+      </w:r>
+      <w:r>
+        <w:rPr>
+          <w:rStyle w:val="FunctionTok"/>
+          <w:rFonts w:ascii="Courier New" w:hAnsi="Courier New" w:cs="Courier New"/>
+          <w:color w:val="auto"/>
+          <w:sz w:val="28"/>
+          <w:szCs w:val="28"/>
+        </w:rPr>
+        <w:t>describe_image</w:t>
+      </w:r>
+      <w:r>
+        <w:rPr>
+          <w:rStyle w:val="NormalTok"/>
+          <w:rFonts w:ascii="Courier New" w:hAnsi="Courier New" w:cs="Courier New"/>
+          <w:sz w:val="28"/>
+          <w:szCs w:val="28"/>
+        </w:rPr>
+        <w:t>(</w:t>
+      </w:r>
+      <w:r>
+        <w:rPr>
+          <w:rStyle w:val="FunctionTok"/>
+          <w:rFonts w:ascii="Courier New" w:hAnsi="Courier New" w:cs="Courier New"/>
+          <w:color w:val="auto"/>
+          <w:sz w:val="28"/>
+          <w:szCs w:val="28"/>
+        </w:rPr>
+        <w:t>make_scene</w:t>
+      </w:r>
+      <w:r>
+        <w:rPr>
+          <w:rStyle w:val="NormalTok"/>
+          <w:rFonts w:ascii="Courier New" w:hAnsi="Courier New" w:cs="Courier New"/>
+          <w:sz w:val="28"/>
+          <w:szCs w:val="28"/>
+        </w:rPr>
+        <w:t>(</w:t>
+      </w:r>
+      <w:r>
+        <w:rPr>
+          <w:rStyle w:val="FloatTok"/>
+          <w:rFonts w:ascii="Courier New" w:hAnsi="Courier New" w:cs="Courier New"/>
+          <w:color w:val="auto"/>
+          <w:sz w:val="28"/>
+          <w:szCs w:val="28"/>
+        </w:rPr>
+        <w:t>101</w:t>
+      </w:r>
+      <w:r>
+        <w:rPr>
+          <w:rStyle w:val="NormalTok"/>
+          <w:rFonts w:ascii="Courier New" w:hAnsi="Courier New" w:cs="Courier New"/>
+          <w:sz w:val="28"/>
+          <w:szCs w:val="28"/>
+        </w:rPr>
+        <w:t xml:space="preserve">; </w:t>
+      </w:r>
+      <w:r>
+        <w:rPr>
+          <w:rStyle w:val="FunctionTok"/>
+          <w:rFonts w:ascii="Courier New" w:hAnsi="Courier New" w:cs="Courier New"/>
+          <w:color w:val="auto"/>
+          <w:sz w:val="28"/>
+          <w:szCs w:val="28"/>
+        </w:rPr>
+        <w:t>scene_preset</w:t>
+      </w:r>
+      <w:r>
+        <w:rPr>
+          <w:rStyle w:val="NormalTok"/>
+          <w:rFonts w:ascii="Courier New" w:hAnsi="Courier New" w:cs="Courier New"/>
+          <w:sz w:val="28"/>
+          <w:szCs w:val="28"/>
+        </w:rPr>
+        <w:t>(</w:t>
+      </w:r>
+      <w:r>
+        <w:rPr>
+          <w:rStyle w:val="FloatTok"/>
+          <w:rFonts w:ascii="Courier New" w:hAnsi="Courier New" w:cs="Courier New"/>
+          <w:color w:val="auto"/>
+          <w:sz w:val="28"/>
+          <w:szCs w:val="28"/>
+        </w:rPr>
+        <w:t>5</w:t>
+      </w:r>
+      <w:r>
+        <w:rPr>
+          <w:rStyle w:val="NormalTok"/>
+          <w:rFonts w:ascii="Courier New" w:hAnsi="Courier New" w:cs="Courier New"/>
+          <w:sz w:val="28"/>
+          <w:szCs w:val="28"/>
+        </w:rPr>
+        <w:t>)</w:t>
+      </w:r>
+      <w:r>
+        <w:rPr>
+          <w:rStyle w:val="OperatorTok"/>
+          <w:rFonts w:ascii="Courier New" w:hAnsi="Courier New" w:cs="Courier New"/>
+          <w:color w:val="auto"/>
+          <w:sz w:val="28"/>
+          <w:szCs w:val="28"/>
+        </w:rPr>
+        <w:t>...</w:t>
+      </w:r>
+      <w:r>
+        <w:rPr>
+          <w:rStyle w:val="NormalTok"/>
+          <w:rFonts w:ascii="Courier New" w:hAnsi="Courier New" w:cs="Courier New"/>
+          <w:sz w:val="28"/>
+          <w:szCs w:val="28"/>
+        </w:rPr>
+        <w:t>))</w:t>
+      </w:r>
+      <w:r>
+        <w:rPr>
+          <w:rFonts w:ascii="Courier New" w:hAnsi="Courier New" w:cs="Courier New"/>
+          <w:sz w:val="28"/>
+          <w:szCs w:val="28"/>
+        </w:rPr>
+        <w:br/>
+      </w:r>
+      <w:r>
+        <w:rPr>
+          <w:rStyle w:val="CommentTok"/>
+          <w:rFonts w:ascii="Courier New" w:hAnsi="Courier New" w:cs="Courier New"/>
+          <w:color w:val="auto"/>
+          <w:sz w:val="28"/>
+          <w:szCs w:val="28"/>
+        </w:rPr>
+        <w:t># Яркость двумя способами</w:t>
+      </w:r>
+      <w:r>
+        <w:rPr>
+          <w:rFonts w:ascii="Courier New" w:hAnsi="Courier New" w:cs="Courier New"/>
+          <w:sz w:val="28"/>
+          <w:szCs w:val="28"/>
+        </w:rPr>
+        <w:br/>
+      </w:r>
+      <w:r>
+        <w:rPr>
+          <w:rStyle w:val="NormalTok"/>
+          <w:rFonts w:ascii="Courier New" w:hAnsi="Courier New" w:cs="Courier New"/>
+          <w:sz w:val="28"/>
+          <w:szCs w:val="28"/>
+        </w:rPr>
+        <w:t xml:space="preserve">g1 </w:t>
+      </w:r>
+      <w:r>
+        <w:rPr>
+          <w:rStyle w:val="OperatorTok"/>
+          <w:rFonts w:ascii="Courier New" w:hAnsi="Courier New" w:cs="Courier New"/>
+          <w:color w:val="auto"/>
+          <w:sz w:val="28"/>
+          <w:szCs w:val="28"/>
+        </w:rPr>
+        <w:t>=</w:t>
+      </w:r>
+      <w:r>
+        <w:rPr>
+          <w:rStyle w:val="NormalTok"/>
+          <w:rFonts w:ascii="Courier New" w:hAnsi="Courier New" w:cs="Courier New"/>
+          <w:sz w:val="28"/>
+          <w:szCs w:val="28"/>
+        </w:rPr>
+        <w:t xml:space="preserve"> </w:t>
+      </w:r>
+      <w:r>
+        <w:rPr>
+          <w:rStyle w:val="FunctionTok"/>
+          <w:rFonts w:ascii="Courier New" w:hAnsi="Courier New" w:cs="Courier New"/>
+          <w:color w:val="auto"/>
+          <w:sz w:val="28"/>
+          <w:szCs w:val="28"/>
+        </w:rPr>
+        <w:t>luma_manual</w:t>
+      </w:r>
+      <w:r>
+        <w:rPr>
+          <w:rStyle w:val="NormalTok"/>
+          <w:rFonts w:ascii="Courier New" w:hAnsi="Courier New" w:cs="Courier New"/>
+          <w:sz w:val="28"/>
+          <w:szCs w:val="28"/>
+        </w:rPr>
+        <w:t>(</w:t>
+      </w:r>
+      <w:r>
+        <w:rPr>
+          <w:rStyle w:val="FunctionTok"/>
+          <w:rFonts w:ascii="Courier New" w:hAnsi="Courier New" w:cs="Courier New"/>
+          <w:color w:val="auto"/>
+          <w:sz w:val="28"/>
+          <w:szCs w:val="28"/>
+        </w:rPr>
+        <w:t>make_scene</w:t>
+      </w:r>
+      <w:r>
+        <w:rPr>
+          <w:rStyle w:val="NormalTok"/>
+          <w:rFonts w:ascii="Courier New" w:hAnsi="Courier New" w:cs="Courier New"/>
+          <w:sz w:val="28"/>
+          <w:szCs w:val="28"/>
+        </w:rPr>
+        <w:t>(</w:t>
+      </w:r>
+      <w:r>
+        <w:rPr>
+          <w:rStyle w:val="FloatTok"/>
+          <w:rFonts w:ascii="Courier New" w:hAnsi="Courier New" w:cs="Courier New"/>
+          <w:color w:val="auto"/>
+          <w:sz w:val="28"/>
+          <w:szCs w:val="28"/>
+        </w:rPr>
+        <w:t>101</w:t>
+      </w:r>
+      <w:r>
+        <w:rPr>
+          <w:rStyle w:val="NormalTok"/>
+          <w:rFonts w:ascii="Courier New" w:hAnsi="Courier New" w:cs="Courier New"/>
+          <w:sz w:val="28"/>
+          <w:szCs w:val="28"/>
+        </w:rPr>
+        <w:t xml:space="preserve">; </w:t>
+      </w:r>
+      <w:r>
+        <w:rPr>
+          <w:rStyle w:val="FunctionTok"/>
+          <w:rFonts w:ascii="Courier New" w:hAnsi="Courier New" w:cs="Courier New"/>
+          <w:color w:val="auto"/>
+          <w:sz w:val="28"/>
+          <w:szCs w:val="28"/>
+        </w:rPr>
+        <w:t>scene_preset</w:t>
+      </w:r>
+      <w:r>
+        <w:rPr>
+          <w:rStyle w:val="NormalTok"/>
+          <w:rFonts w:ascii="Courier New" w:hAnsi="Courier New" w:cs="Courier New"/>
+          <w:sz w:val="28"/>
+          <w:szCs w:val="28"/>
+        </w:rPr>
+        <w:t>(</w:t>
+      </w:r>
+      <w:r>
+        <w:rPr>
+          <w:rStyle w:val="FloatTok"/>
+          <w:rFonts w:ascii="Courier New" w:hAnsi="Courier New" w:cs="Courier New"/>
+          <w:color w:val="auto"/>
+          <w:sz w:val="28"/>
+          <w:szCs w:val="28"/>
+        </w:rPr>
+        <w:t>5</w:t>
+      </w:r>
+      <w:r>
+        <w:rPr>
+          <w:rStyle w:val="NormalTok"/>
+          <w:rFonts w:ascii="Courier New" w:hAnsi="Courier New" w:cs="Courier New"/>
+          <w:sz w:val="28"/>
+          <w:szCs w:val="28"/>
+        </w:rPr>
+        <w:t>)</w:t>
+      </w:r>
+      <w:r>
+        <w:rPr>
+          <w:rStyle w:val="OperatorTok"/>
+          <w:rFonts w:ascii="Courier New" w:hAnsi="Courier New" w:cs="Courier New"/>
+          <w:color w:val="auto"/>
+          <w:sz w:val="28"/>
+          <w:szCs w:val="28"/>
+        </w:rPr>
+        <w:t>...</w:t>
+      </w:r>
+      <w:r>
+        <w:rPr>
+          <w:rStyle w:val="NormalTok"/>
+          <w:rFonts w:ascii="Courier New" w:hAnsi="Courier New" w:cs="Courier New"/>
+          <w:sz w:val="28"/>
+          <w:szCs w:val="28"/>
+        </w:rPr>
+        <w:t>))</w:t>
+      </w:r>
+      <w:r>
+        <w:rPr>
+          <w:rFonts w:ascii="Courier New" w:hAnsi="Courier New" w:cs="Courier New"/>
+          <w:sz w:val="28"/>
+          <w:szCs w:val="28"/>
+        </w:rPr>
+        <w:br/>
+      </w:r>
+      <w:r>
+        <w:rPr>
+          <w:rStyle w:val="NormalTok"/>
+          <w:rFonts w:ascii="Courier New" w:hAnsi="Courier New" w:cs="Courier New"/>
+          <w:sz w:val="28"/>
+          <w:szCs w:val="28"/>
+        </w:rPr>
+        <w:t xml:space="preserve">g2 </w:t>
+      </w:r>
+      <w:r>
+        <w:rPr>
+          <w:rStyle w:val="OperatorTok"/>
+          <w:rFonts w:ascii="Courier New" w:hAnsi="Courier New" w:cs="Courier New"/>
+          <w:color w:val="auto"/>
+          <w:sz w:val="28"/>
+          <w:szCs w:val="28"/>
+        </w:rPr>
+        <w:t>=</w:t>
+      </w:r>
+      <w:r>
+        <w:rPr>
+          <w:rStyle w:val="NormalTok"/>
+          <w:rFonts w:ascii="Courier New" w:hAnsi="Courier New" w:cs="Courier New"/>
+          <w:sz w:val="28"/>
+          <w:szCs w:val="28"/>
+        </w:rPr>
+        <w:t xml:space="preserve"> </w:t>
+      </w:r>
+      <w:r>
+        <w:rPr>
+          <w:rStyle w:val="FunctionTok"/>
+          <w:rFonts w:ascii="Courier New" w:hAnsi="Courier New" w:cs="Courier New"/>
+          <w:color w:val="auto"/>
+          <w:sz w:val="28"/>
+          <w:szCs w:val="28"/>
+        </w:rPr>
+        <w:t>luma_images</w:t>
+      </w:r>
+      <w:r>
+        <w:rPr>
+          <w:rStyle w:val="NormalTok"/>
+          <w:rFonts w:ascii="Courier New" w:hAnsi="Courier New" w:cs="Courier New"/>
+          <w:sz w:val="28"/>
+          <w:szCs w:val="28"/>
+        </w:rPr>
+        <w:t>(</w:t>
+      </w:r>
+      <w:r>
+        <w:rPr>
+          <w:rStyle w:val="FunctionTok"/>
+          <w:rFonts w:ascii="Courier New" w:hAnsi="Courier New" w:cs="Courier New"/>
+          <w:color w:val="auto"/>
+          <w:sz w:val="28"/>
+          <w:szCs w:val="28"/>
+        </w:rPr>
+        <w:t>make_scene</w:t>
+      </w:r>
+      <w:r>
+        <w:rPr>
+          <w:rStyle w:val="NormalTok"/>
+          <w:rFonts w:ascii="Courier New" w:hAnsi="Courier New" w:cs="Courier New"/>
+          <w:sz w:val="28"/>
+          <w:szCs w:val="28"/>
+        </w:rPr>
+        <w:t>(</w:t>
+      </w:r>
+      <w:r>
+        <w:rPr>
+          <w:rStyle w:val="FloatTok"/>
+          <w:rFonts w:ascii="Courier New" w:hAnsi="Courier New" w:cs="Courier New"/>
+          <w:color w:val="auto"/>
+          <w:sz w:val="28"/>
+          <w:szCs w:val="28"/>
+        </w:rPr>
+        <w:t>101</w:t>
+      </w:r>
+      <w:r>
+        <w:rPr>
+          <w:rStyle w:val="NormalTok"/>
+          <w:rFonts w:ascii="Courier New" w:hAnsi="Courier New" w:cs="Courier New"/>
+          <w:sz w:val="28"/>
+          <w:szCs w:val="28"/>
+        </w:rPr>
+        <w:t xml:space="preserve">; </w:t>
+      </w:r>
+      <w:r>
+        <w:rPr>
+          <w:rStyle w:val="FunctionTok"/>
+          <w:rFonts w:ascii="Courier New" w:hAnsi="Courier New" w:cs="Courier New"/>
+          <w:color w:val="auto"/>
+          <w:sz w:val="28"/>
+          <w:szCs w:val="28"/>
+        </w:rPr>
+        <w:t>scene_preset</w:t>
+      </w:r>
+      <w:r>
+        <w:rPr>
+          <w:rStyle w:val="NormalTok"/>
+          <w:rFonts w:ascii="Courier New" w:hAnsi="Courier New" w:cs="Courier New"/>
+          <w:sz w:val="28"/>
+          <w:szCs w:val="28"/>
+        </w:rPr>
+        <w:t>(</w:t>
+      </w:r>
+      <w:r>
+        <w:rPr>
+          <w:rStyle w:val="FloatTok"/>
+          <w:rFonts w:ascii="Courier New" w:hAnsi="Courier New" w:cs="Courier New"/>
+          <w:color w:val="auto"/>
+          <w:sz w:val="28"/>
+          <w:szCs w:val="28"/>
+        </w:rPr>
+        <w:t>5</w:t>
+      </w:r>
+      <w:r>
+        <w:rPr>
+          <w:rStyle w:val="NormalTok"/>
+          <w:rFonts w:ascii="Courier New" w:hAnsi="Courier New" w:cs="Courier New"/>
+          <w:sz w:val="28"/>
+          <w:szCs w:val="28"/>
+        </w:rPr>
+        <w:t>)</w:t>
+      </w:r>
+      <w:r>
+        <w:rPr>
+          <w:rStyle w:val="OperatorTok"/>
+          <w:rFonts w:ascii="Courier New" w:hAnsi="Courier New" w:cs="Courier New"/>
+          <w:color w:val="auto"/>
+          <w:sz w:val="28"/>
+          <w:szCs w:val="28"/>
+        </w:rPr>
+        <w:t>...</w:t>
+      </w:r>
+      <w:r>
+        <w:rPr>
+          <w:rStyle w:val="NormalTok"/>
+          <w:rFonts w:ascii="Courier New" w:hAnsi="Courier New" w:cs="Courier New"/>
+          <w:sz w:val="28"/>
+          <w:szCs w:val="28"/>
+        </w:rPr>
+        <w:t>))</w:t>
+      </w:r>
+      <w:r>
+        <w:rPr>
+          <w:rFonts w:ascii="Courier New" w:hAnsi="Courier New" w:cs="Courier New"/>
+          <w:sz w:val="28"/>
+          <w:szCs w:val="28"/>
+        </w:rPr>
+        <w:br/>
+      </w:r>
+      <w:r>
+        <w:rPr>
+          <w:rStyle w:val="FunctionTok"/>
+          <w:rFonts w:ascii="Courier New" w:hAnsi="Courier New" w:cs="Courier New"/>
+          <w:color w:val="auto"/>
+          <w:sz w:val="28"/>
+          <w:szCs w:val="28"/>
+        </w:rPr>
+        <w:t>maximum</w:t>
+      </w:r>
+      <w:r>
+        <w:rPr>
+          <w:rStyle w:val="NormalTok"/>
+          <w:rFonts w:ascii="Courier New" w:hAnsi="Courier New" w:cs="Courier New"/>
+          <w:sz w:val="28"/>
+          <w:szCs w:val="28"/>
+        </w:rPr>
+        <w:t>(</w:t>
+      </w:r>
+      <w:r>
+        <w:rPr>
+          <w:rStyle w:val="FunctionTok"/>
+          <w:rFonts w:ascii="Courier New" w:hAnsi="Courier New" w:cs="Courier New"/>
+          <w:color w:val="auto"/>
+          <w:sz w:val="28"/>
+          <w:szCs w:val="28"/>
+        </w:rPr>
+        <w:t>abs</w:t>
+      </w:r>
+      <w:r>
+        <w:rPr>
+          <w:rStyle w:val="NormalTok"/>
+          <w:rFonts w:ascii="Courier New" w:hAnsi="Courier New" w:cs="Courier New"/>
+          <w:sz w:val="28"/>
+          <w:szCs w:val="28"/>
+        </w:rPr>
+        <w:t xml:space="preserve">.(g1 </w:t>
+      </w:r>
+      <w:r>
+        <w:rPr>
+          <w:rStyle w:val="OperatorTok"/>
+          <w:rFonts w:ascii="Courier New" w:hAnsi="Courier New" w:cs="Courier New"/>
+          <w:color w:val="auto"/>
+          <w:sz w:val="28"/>
+          <w:szCs w:val="28"/>
+        </w:rPr>
+        <w:t>.-</w:t>
+      </w:r>
+      <w:r>
+        <w:rPr>
+          <w:rStyle w:val="NormalTok"/>
+          <w:rFonts w:ascii="Courier New" w:hAnsi="Courier New" w:cs="Courier New"/>
+          <w:sz w:val="28"/>
+          <w:szCs w:val="28"/>
+        </w:rPr>
+        <w:t xml:space="preserve"> g2))</w:t>
+      </w:r>
+      <w:r>
+        <w:rPr>
+          <w:rFonts w:ascii="Courier New" w:hAnsi="Courier New" w:cs="Courier New"/>
+          <w:sz w:val="28"/>
+          <w:szCs w:val="28"/>
+        </w:rPr>
+        <w:br/>
+      </w:r>
+      <w:r>
+        <w:rPr>
+          <w:rStyle w:val="CommentTok"/>
+          <w:rFonts w:ascii="Courier New" w:hAnsi="Courier New" w:cs="Courier New"/>
+          <w:color w:val="auto"/>
+          <w:sz w:val="28"/>
+          <w:szCs w:val="28"/>
+        </w:rPr>
+        <w:t># Воспроизводимость</w:t>
+      </w:r>
+      <w:r>
+        <w:rPr>
+          <w:rFonts w:ascii="Courier New" w:hAnsi="Courier New" w:cs="Courier New"/>
+          <w:sz w:val="28"/>
+          <w:szCs w:val="28"/>
+        </w:rPr>
+        <w:br/>
+      </w:r>
+      <w:r>
+        <w:rPr>
+          <w:rStyle w:val="FunctionTok"/>
+          <w:rFonts w:ascii="Courier New" w:hAnsi="Courier New" w:cs="Courier New"/>
+          <w:color w:val="auto"/>
+          <w:sz w:val="28"/>
+          <w:szCs w:val="28"/>
+        </w:rPr>
+        <w:t>array_sha</w:t>
+      </w:r>
+      <w:r>
+        <w:rPr>
+          <w:rStyle w:val="NormalTok"/>
+          <w:rFonts w:ascii="Courier New" w:hAnsi="Courier New" w:cs="Courier New"/>
+          <w:sz w:val="28"/>
+          <w:szCs w:val="28"/>
+        </w:rPr>
+        <w:t>(g1)</w:t>
+      </w:r>
+      <w:r>
+        <w:rPr>
+          <w:rFonts w:ascii="Courier New" w:hAnsi="Courier New" w:cs="Courier New"/>
+          <w:sz w:val="28"/>
+          <w:szCs w:val="28"/>
+        </w:rPr>
+        <w:br/>
+      </w:r>
+      <w:r>
+        <w:rPr>
+          <w:rStyle w:val="CommentTok"/>
+          <w:rFonts w:ascii="Courier New" w:hAnsi="Courier New" w:cs="Courier New"/>
+          <w:color w:val="auto"/>
+          <w:sz w:val="28"/>
+          <w:szCs w:val="28"/>
+        </w:rPr>
+        <w:t># Гистограмма до</w:t>
+      </w:r>
+      <w:r>
+        <w:rPr>
+          <w:rFonts w:ascii="Courier New" w:hAnsi="Courier New" w:cs="Courier New"/>
+          <w:sz w:val="28"/>
+          <w:szCs w:val="28"/>
+        </w:rPr>
+        <w:br/>
+      </w:r>
+      <w:r>
+        <w:rPr>
+          <w:rStyle w:val="ImportTok"/>
+          <w:rFonts w:ascii="Courier New" w:hAnsi="Courier New" w:cs="Courier New"/>
+          <w:b w:val="0"/>
+          <w:color w:val="auto"/>
+          <w:sz w:val="28"/>
+          <w:szCs w:val="28"/>
+        </w:rPr>
+        <w:t>using</w:t>
+      </w:r>
+      <w:r>
+        <w:rPr>
+          <w:rStyle w:val="NormalTok"/>
+          <w:rFonts w:ascii="Courier New" w:hAnsi="Courier New" w:cs="Courier New"/>
+          <w:sz w:val="28"/>
+          <w:szCs w:val="28"/>
+        </w:rPr>
+        <w:t xml:space="preserve"> </w:t>
+      </w:r>
+      <w:r>
+        <w:rPr>
+          <w:rStyle w:val="BuiltInTok"/>
+          <w:rFonts w:ascii="Courier New" w:hAnsi="Courier New" w:cs="Courier New"/>
+          <w:color w:val="auto"/>
+          <w:sz w:val="28"/>
+          <w:szCs w:val="28"/>
+        </w:rPr>
+        <w:t>Plots</w:t>
+      </w:r>
+      <w:r>
+        <w:rPr>
+          <w:rFonts w:ascii="Courier New" w:hAnsi="Courier New" w:cs="Courier New"/>
+          <w:sz w:val="28"/>
+          <w:szCs w:val="28"/>
+        </w:rPr>
+        <w:br/>
+      </w:r>
+      <w:r>
+        <w:rPr>
+          <w:rStyle w:val="FunctionTok"/>
+          <w:rFonts w:ascii="Courier New" w:hAnsi="Courier New" w:cs="Courier New"/>
+          <w:color w:val="auto"/>
+          <w:sz w:val="28"/>
+          <w:szCs w:val="28"/>
+        </w:rPr>
+        <w:t>bar</w:t>
+      </w:r>
+      <w:r>
+        <w:rPr>
+          <w:rStyle w:val="NormalTok"/>
+          <w:rFonts w:ascii="Courier New" w:hAnsi="Courier New" w:cs="Courier New"/>
+          <w:sz w:val="28"/>
+          <w:szCs w:val="28"/>
+        </w:rPr>
+        <w:t>(</w:t>
+      </w:r>
+      <w:r>
+        <w:rPr>
+          <w:rStyle w:val="FloatTok"/>
+          <w:rFonts w:ascii="Courier New" w:hAnsi="Courier New" w:cs="Courier New"/>
+          <w:color w:val="auto"/>
+          <w:sz w:val="28"/>
+          <w:szCs w:val="28"/>
+        </w:rPr>
+        <w:t>1</w:t>
+      </w:r>
+      <w:r>
+        <w:rPr>
+          <w:rStyle w:val="OperatorTok"/>
+          <w:rFonts w:ascii="Courier New" w:hAnsi="Courier New" w:cs="Courier New"/>
+          <w:color w:val="auto"/>
+          <w:sz w:val="28"/>
+          <w:szCs w:val="28"/>
+        </w:rPr>
+        <w:t>:</w:t>
+      </w:r>
+      <w:r>
+        <w:rPr>
+          <w:rStyle w:val="FloatTok"/>
+          <w:rFonts w:ascii="Courier New" w:hAnsi="Courier New" w:cs="Courier New"/>
+          <w:color w:val="auto"/>
+          <w:sz w:val="28"/>
+          <w:szCs w:val="28"/>
+        </w:rPr>
+        <w:t>32</w:t>
+      </w:r>
+      <w:r>
+        <w:rPr>
+          <w:rStyle w:val="NormalTok"/>
+          <w:rFonts w:ascii="Courier New" w:hAnsi="Courier New" w:cs="Courier New"/>
+          <w:sz w:val="28"/>
+          <w:szCs w:val="28"/>
+        </w:rPr>
+        <w:t xml:space="preserve">, </w:t>
+      </w:r>
+      <w:r>
+        <w:rPr>
+          <w:rStyle w:val="FunctionTok"/>
+          <w:rFonts w:ascii="Courier New" w:hAnsi="Courier New" w:cs="Courier New"/>
+          <w:color w:val="auto"/>
+          <w:sz w:val="28"/>
+          <w:szCs w:val="28"/>
+        </w:rPr>
+        <w:t>hist_counts</w:t>
+      </w:r>
+      <w:r>
+        <w:rPr>
+          <w:rStyle w:val="NormalTok"/>
+          <w:rFonts w:ascii="Courier New" w:hAnsi="Courier New" w:cs="Courier New"/>
+          <w:sz w:val="28"/>
+          <w:szCs w:val="28"/>
+        </w:rPr>
+        <w:t xml:space="preserve">(g1, </w:t>
+      </w:r>
+      <w:r>
+        <w:rPr>
+          <w:rStyle w:val="FloatTok"/>
+          <w:rFonts w:ascii="Courier New" w:hAnsi="Courier New" w:cs="Courier New"/>
+          <w:color w:val="auto"/>
+          <w:sz w:val="28"/>
+          <w:szCs w:val="28"/>
+        </w:rPr>
+        <w:t>32</w:t>
+      </w:r>
+      <w:r>
+        <w:rPr>
+          <w:rStyle w:val="NormalTok"/>
+          <w:rFonts w:ascii="Courier New" w:hAnsi="Courier New" w:cs="Courier New"/>
+          <w:sz w:val="28"/>
+          <w:szCs w:val="28"/>
+        </w:rPr>
+        <w:t>))</w:t>
+      </w:r>
+      <w:r>
+        <w:rPr>
+          <w:rFonts w:ascii="Courier New" w:hAnsi="Courier New" w:cs="Courier New"/>
+          <w:sz w:val="28"/>
+          <w:szCs w:val="28"/>
+        </w:rPr>
+        <w:br/>
+      </w:r>
+      <w:r>
+        <w:rPr>
+          <w:rStyle w:val="FunctionTok"/>
+          <w:rFonts w:ascii="Courier New" w:hAnsi="Courier New" w:cs="Courier New"/>
+          <w:color w:val="auto"/>
+          <w:sz w:val="28"/>
+          <w:szCs w:val="28"/>
+        </w:rPr>
+        <w:t>savefig</w:t>
+      </w:r>
+      <w:r>
+        <w:rPr>
+          <w:rStyle w:val="NormalTok"/>
+          <w:rFonts w:ascii="Courier New" w:hAnsi="Courier New" w:cs="Courier New"/>
+          <w:sz w:val="28"/>
+          <w:szCs w:val="28"/>
+        </w:rPr>
+        <w:t>(</w:t>
+      </w:r>
+      <w:r>
+        <w:rPr>
+          <w:rStyle w:val="StringTok"/>
+          <w:rFonts w:ascii="Courier New" w:hAnsi="Courier New" w:cs="Courier New"/>
+          <w:color w:val="auto"/>
+          <w:sz w:val="28"/>
+          <w:szCs w:val="28"/>
+        </w:rPr>
+        <w:t>"hist_before.png"</w:t>
+      </w:r>
+      <w:r>
+        <w:rPr>
+          <w:rStyle w:val="NormalTok"/>
+          <w:rFonts w:ascii="Courier New" w:hAnsi="Courier New" w:cs="Courier New"/>
+          <w:sz w:val="28"/>
+          <w:szCs w:val="28"/>
+        </w:rPr>
+        <w:t>)</w:t>
+      </w:r>
+      <w:r>
+        <w:rPr>
+          <w:rFonts w:ascii="Courier New" w:hAnsi="Courier New" w:cs="Courier New"/>
+          <w:sz w:val="28"/>
+          <w:szCs w:val="28"/>
+        </w:rPr>
+        <w:br/>
+      </w:r>
+      <w:r>
+        <w:rPr>
+          <w:rStyle w:val="CommentTok"/>
+          <w:rFonts w:ascii="Courier New" w:hAnsi="Courier New" w:cs="Courier New"/>
+          <w:color w:val="auto"/>
+          <w:sz w:val="28"/>
+          <w:szCs w:val="28"/>
+        </w:rPr>
+        <w:t># Воздействие</w:t>
+      </w:r>
+      <w:r>
+        <w:rPr>
+          <w:rFonts w:ascii="Courier New" w:hAnsi="Courier New" w:cs="Courier New"/>
+          <w:sz w:val="28"/>
+          <w:szCs w:val="28"/>
+        </w:rPr>
+        <w:br/>
+      </w:r>
+      <w:r>
+        <w:rPr>
+          <w:rStyle w:val="NormalTok"/>
+          <w:rFonts w:ascii="Courier New" w:hAnsi="Courier New" w:cs="Courier New"/>
+          <w:sz w:val="28"/>
+          <w:szCs w:val="28"/>
+        </w:rPr>
+        <w:t xml:space="preserve">h </w:t>
+      </w:r>
+      <w:r>
+        <w:rPr>
+          <w:rStyle w:val="OperatorTok"/>
+          <w:rFonts w:ascii="Courier New" w:hAnsi="Courier New" w:cs="Courier New"/>
+          <w:color w:val="auto"/>
+          <w:sz w:val="28"/>
+          <w:szCs w:val="28"/>
+        </w:rPr>
+        <w:t>=</w:t>
+      </w:r>
+      <w:r>
+        <w:rPr>
+          <w:rStyle w:val="NormalTok"/>
+          <w:rFonts w:ascii="Courier New" w:hAnsi="Courier New" w:cs="Courier New"/>
+          <w:sz w:val="28"/>
+          <w:szCs w:val="28"/>
+        </w:rPr>
+        <w:t xml:space="preserve"> </w:t>
+      </w:r>
+      <w:r>
+        <w:rPr>
+          <w:rStyle w:val="FunctionTok"/>
+          <w:rFonts w:ascii="Courier New" w:hAnsi="Courier New" w:cs="Courier New"/>
+          <w:color w:val="auto"/>
+          <w:sz w:val="28"/>
+          <w:szCs w:val="28"/>
+        </w:rPr>
+        <w:t>apply_factor</w:t>
+      </w:r>
+      <w:r>
+        <w:rPr>
+          <w:rStyle w:val="NormalTok"/>
+          <w:rFonts w:ascii="Courier New" w:hAnsi="Courier New" w:cs="Courier New"/>
+          <w:sz w:val="28"/>
+          <w:szCs w:val="28"/>
+        </w:rPr>
+        <w:t xml:space="preserve">(g1, </w:t>
+      </w:r>
+      <w:r>
+        <w:rPr>
+          <w:rStyle w:val="FloatTok"/>
+          <w:rFonts w:ascii="Courier New" w:hAnsi="Courier New" w:cs="Courier New"/>
+          <w:color w:val="auto"/>
+          <w:sz w:val="28"/>
+          <w:szCs w:val="28"/>
+        </w:rPr>
+        <w:t>2</w:t>
+      </w:r>
+      <w:r>
+        <w:rPr>
+          <w:rStyle w:val="NormalTok"/>
+          <w:rFonts w:ascii="Courier New" w:hAnsi="Courier New" w:cs="Courier New"/>
+          <w:sz w:val="28"/>
+          <w:szCs w:val="28"/>
+        </w:rPr>
+        <w:t>)</w:t>
+      </w:r>
+      <w:r>
+        <w:rPr>
+          <w:rFonts w:ascii="Courier New" w:hAnsi="Courier New" w:cs="Courier New"/>
+          <w:sz w:val="28"/>
+          <w:szCs w:val="28"/>
+        </w:rPr>
+        <w:br/>
+      </w:r>
+      <w:r>
+        <w:rPr>
+          <w:rStyle w:val="CommentTok"/>
+          <w:rFonts w:ascii="Courier New" w:hAnsi="Courier New" w:cs="Courier New"/>
+          <w:color w:val="auto"/>
+          <w:sz w:val="28"/>
+          <w:szCs w:val="28"/>
+        </w:rPr>
+        <w:t># Гистограмма после</w:t>
+      </w:r>
+      <w:r>
+        <w:rPr>
+          <w:rFonts w:ascii="Courier New" w:hAnsi="Courier New" w:cs="Courier New"/>
+          <w:sz w:val="28"/>
+          <w:szCs w:val="28"/>
+        </w:rPr>
+        <w:br/>
+      </w:r>
+      <w:r>
+        <w:rPr>
+          <w:rStyle w:val="FunctionTok"/>
+          <w:rFonts w:ascii="Courier New" w:hAnsi="Courier New" w:cs="Courier New"/>
+          <w:color w:val="auto"/>
+          <w:sz w:val="28"/>
+          <w:szCs w:val="28"/>
+        </w:rPr>
+        <w:t>bar</w:t>
+      </w:r>
+      <w:r>
+        <w:rPr>
+          <w:rStyle w:val="NormalTok"/>
+          <w:rFonts w:ascii="Courier New" w:hAnsi="Courier New" w:cs="Courier New"/>
+          <w:sz w:val="28"/>
+          <w:szCs w:val="28"/>
+        </w:rPr>
+        <w:t>(</w:t>
+      </w:r>
+      <w:r>
+        <w:rPr>
+          <w:rStyle w:val="FloatTok"/>
+          <w:rFonts w:ascii="Courier New" w:hAnsi="Courier New" w:cs="Courier New"/>
+          <w:color w:val="auto"/>
+          <w:sz w:val="28"/>
+          <w:szCs w:val="28"/>
+        </w:rPr>
+        <w:t>1</w:t>
+      </w:r>
+      <w:r>
+        <w:rPr>
+          <w:rStyle w:val="OperatorTok"/>
+          <w:rFonts w:ascii="Courier New" w:hAnsi="Courier New" w:cs="Courier New"/>
+          <w:color w:val="auto"/>
+          <w:sz w:val="28"/>
+          <w:szCs w:val="28"/>
+        </w:rPr>
+        <w:t>:</w:t>
+      </w:r>
+      <w:r>
+        <w:rPr>
+          <w:rStyle w:val="FloatTok"/>
+          <w:rFonts w:ascii="Courier New" w:hAnsi="Courier New" w:cs="Courier New"/>
+          <w:color w:val="auto"/>
+          <w:sz w:val="28"/>
+          <w:szCs w:val="28"/>
+        </w:rPr>
+        <w:t>32</w:t>
+      </w:r>
+      <w:r>
+        <w:rPr>
+          <w:rStyle w:val="NormalTok"/>
+          <w:rFonts w:ascii="Courier New" w:hAnsi="Courier New" w:cs="Courier New"/>
+          <w:sz w:val="28"/>
+          <w:szCs w:val="28"/>
+        </w:rPr>
+        <w:t xml:space="preserve">, </w:t>
+      </w:r>
+      <w:r>
+        <w:rPr>
+          <w:rStyle w:val="FunctionTok"/>
+          <w:rFonts w:ascii="Courier New" w:hAnsi="Courier New" w:cs="Courier New"/>
+          <w:color w:val="auto"/>
+          <w:sz w:val="28"/>
+          <w:szCs w:val="28"/>
+        </w:rPr>
+        <w:t>hist_counts</w:t>
+      </w:r>
+      <w:r>
+        <w:rPr>
+          <w:rStyle w:val="NormalTok"/>
+          <w:rFonts w:ascii="Courier New" w:hAnsi="Courier New" w:cs="Courier New"/>
+          <w:sz w:val="28"/>
+          <w:szCs w:val="28"/>
+        </w:rPr>
+        <w:t xml:space="preserve">(h, </w:t>
+      </w:r>
+      <w:r>
+        <w:rPr>
+          <w:rStyle w:val="FloatTok"/>
+          <w:rFonts w:ascii="Courier New" w:hAnsi="Courier New" w:cs="Courier New"/>
+          <w:color w:val="auto"/>
+          <w:sz w:val="28"/>
+          <w:szCs w:val="28"/>
+        </w:rPr>
+        <w:t>32</w:t>
+      </w:r>
+      <w:r>
+        <w:rPr>
+          <w:rStyle w:val="NormalTok"/>
+          <w:rFonts w:ascii="Courier New" w:hAnsi="Courier New" w:cs="Courier New"/>
+          <w:sz w:val="28"/>
+          <w:szCs w:val="28"/>
+        </w:rPr>
+        <w:t>))</w:t>
+      </w:r>
+      <w:r>
+        <w:rPr>
+          <w:rFonts w:ascii="Courier New" w:hAnsi="Courier New" w:cs="Courier New"/>
+          <w:sz w:val="28"/>
+          <w:szCs w:val="28"/>
+        </w:rPr>
+        <w:br/>
+      </w:r>
+      <w:r>
+        <w:rPr>
+          <w:rStyle w:val="FunctionTok"/>
+          <w:rFonts w:ascii="Courier New" w:hAnsi="Courier New" w:cs="Courier New"/>
+          <w:color w:val="auto"/>
+          <w:sz w:val="28"/>
+          <w:szCs w:val="28"/>
+        </w:rPr>
+        <w:t>savefig</w:t>
+      </w:r>
+      <w:r>
+        <w:rPr>
+          <w:rStyle w:val="NormalTok"/>
+          <w:rFonts w:ascii="Courier New" w:hAnsi="Courier New" w:cs="Courier New"/>
+          <w:sz w:val="28"/>
+          <w:szCs w:val="28"/>
+        </w:rPr>
+        <w:t>(</w:t>
+      </w:r>
+      <w:r>
+        <w:rPr>
+          <w:rStyle w:val="StringTok"/>
+          <w:rFonts w:ascii="Courier New" w:hAnsi="Courier New" w:cs="Courier New"/>
+          <w:color w:val="auto"/>
+          <w:sz w:val="28"/>
+          <w:szCs w:val="28"/>
+        </w:rPr>
+        <w:t>"hist_after.png"</w:t>
+      </w:r>
+      <w:r>
+        <w:rPr>
+          <w:rStyle w:val="NormalTok"/>
+          <w:rFonts w:ascii="Courier New" w:hAnsi="Courier New" w:cs="Courier New"/>
+          <w:sz w:val="28"/>
+          <w:szCs w:val="28"/>
+        </w:rPr>
+        <w:t>)</w:t>
+      </w:r>
+      <w:r>
+        <w:rPr>
+          <w:rFonts w:ascii="Courier New" w:hAnsi="Courier New" w:cs="Courier New"/>
+          <w:sz w:val="28"/>
+          <w:szCs w:val="28"/>
+        </w:rPr>
+        <w:br/>
+      </w:r>
+      <w:r>
+        <w:rPr>
+          <w:rStyle w:val="CommentTok"/>
+          <w:rFonts w:ascii="Courier New" w:hAnsi="Courier New" w:cs="Courier New"/>
+          <w:color w:val="auto"/>
+          <w:sz w:val="28"/>
+          <w:szCs w:val="28"/>
+        </w:rPr>
+        <w:t># Сохранить изображения</w:t>
+      </w:r>
+      <w:r>
+        <w:rPr>
+          <w:rFonts w:ascii="Courier New" w:hAnsi="Courier New" w:cs="Courier New"/>
+          <w:sz w:val="28"/>
+          <w:szCs w:val="28"/>
+        </w:rPr>
+        <w:br/>
+      </w:r>
+      <w:r>
+        <w:rPr>
+          <w:rStyle w:val="FunctionTok"/>
+          <w:rFonts w:ascii="Courier New" w:hAnsi="Courier New" w:cs="Courier New"/>
+          <w:color w:val="auto"/>
+          <w:sz w:val="28"/>
+          <w:szCs w:val="28"/>
+        </w:rPr>
+        <w:t>save</w:t>
+      </w:r>
+      <w:r>
+        <w:rPr>
+          <w:rStyle w:val="NormalTok"/>
+          <w:rFonts w:ascii="Courier New" w:hAnsi="Courier New" w:cs="Courier New"/>
+          <w:sz w:val="28"/>
+          <w:szCs w:val="28"/>
+        </w:rPr>
+        <w:t>(</w:t>
+      </w:r>
+      <w:r>
+        <w:rPr>
+          <w:rStyle w:val="StringTok"/>
+          <w:rFonts w:ascii="Courier New" w:hAnsi="Courier New" w:cs="Courier New"/>
+          <w:color w:val="auto"/>
+          <w:sz w:val="28"/>
+          <w:szCs w:val="28"/>
+        </w:rPr>
+        <w:t>"before.png"</w:t>
+      </w:r>
+      <w:r>
+        <w:rPr>
+          <w:rStyle w:val="NormalTok"/>
+          <w:rFonts w:ascii="Courier New" w:hAnsi="Courier New" w:cs="Courier New"/>
+          <w:sz w:val="28"/>
+          <w:szCs w:val="28"/>
+        </w:rPr>
+        <w:t xml:space="preserve">, </w:t>
+      </w:r>
+      <w:r>
+        <w:rPr>
+          <w:rStyle w:val="FunctionTok"/>
+          <w:rFonts w:ascii="Courier New" w:hAnsi="Courier New" w:cs="Courier New"/>
+          <w:color w:val="auto"/>
+          <w:sz w:val="28"/>
+          <w:szCs w:val="28"/>
+        </w:rPr>
+        <w:t>Gray</w:t>
+      </w:r>
+      <w:r>
+        <w:rPr>
+          <w:rStyle w:val="DataTypeTok"/>
+          <w:rFonts w:ascii="Courier New" w:hAnsi="Courier New" w:cs="Courier New"/>
+          <w:color w:val="auto"/>
+          <w:sz w:val="28"/>
+          <w:szCs w:val="28"/>
+        </w:rPr>
+        <w:t>{N0f8}.</w:t>
+      </w:r>
+      <w:r>
+        <w:rPr>
+          <w:rStyle w:val="NormalTok"/>
+          <w:rFonts w:ascii="Courier New" w:hAnsi="Courier New" w:cs="Courier New"/>
+          <w:sz w:val="28"/>
+          <w:szCs w:val="28"/>
+        </w:rPr>
+        <w:t>(g1))</w:t>
+      </w:r>
+      <w:r>
+        <w:rPr>
+          <w:rFonts w:ascii="Courier New" w:hAnsi="Courier New" w:cs="Courier New"/>
+          <w:sz w:val="28"/>
+          <w:szCs w:val="28"/>
+        </w:rPr>
+        <w:br/>
+      </w:r>
+      <w:r>
+        <w:rPr>
+          <w:rStyle w:val="FunctionTok"/>
+          <w:rFonts w:ascii="Courier New" w:hAnsi="Courier New" w:cs="Courier New"/>
+          <w:color w:val="auto"/>
+          <w:sz w:val="28"/>
+          <w:szCs w:val="28"/>
+        </w:rPr>
+        <w:t>save</w:t>
+      </w:r>
+      <w:r>
+        <w:rPr>
+          <w:rStyle w:val="NormalTok"/>
+          <w:rFonts w:ascii="Courier New" w:hAnsi="Courier New" w:cs="Courier New"/>
+          <w:sz w:val="28"/>
+          <w:szCs w:val="28"/>
+        </w:rPr>
+        <w:t>(</w:t>
+      </w:r>
+      <w:r>
+        <w:rPr>
+          <w:rStyle w:val="StringTok"/>
+          <w:rFonts w:ascii="Courier New" w:hAnsi="Courier New" w:cs="Courier New"/>
+          <w:color w:val="auto"/>
+          <w:sz w:val="28"/>
+          <w:szCs w:val="28"/>
+        </w:rPr>
+        <w:t>"after.png"</w:t>
+      </w:r>
+      <w:r>
+        <w:rPr>
+          <w:rStyle w:val="NormalTok"/>
+          <w:rFonts w:ascii="Courier New" w:hAnsi="Courier New" w:cs="Courier New"/>
+          <w:sz w:val="28"/>
+          <w:szCs w:val="28"/>
+        </w:rPr>
+        <w:t xml:space="preserve">, </w:t>
+      </w:r>
+      <w:r>
+        <w:rPr>
+          <w:rStyle w:val="FunctionTok"/>
+          <w:rFonts w:ascii="Courier New" w:hAnsi="Courier New" w:cs="Courier New"/>
+          <w:color w:val="auto"/>
+          <w:sz w:val="28"/>
+          <w:szCs w:val="28"/>
+        </w:rPr>
+        <w:t>Gray</w:t>
+      </w:r>
+      <w:r>
+        <w:rPr>
+          <w:rStyle w:val="DataTypeTok"/>
+          <w:rFonts w:ascii="Courier New" w:hAnsi="Courier New" w:cs="Courier New"/>
+          <w:color w:val="auto"/>
+          <w:sz w:val="28"/>
+          <w:szCs w:val="28"/>
+        </w:rPr>
+        <w:t>{N0f8}.</w:t>
+      </w:r>
+      <w:r>
+        <w:rPr>
+          <w:rStyle w:val="NormalTok"/>
+          <w:rFonts w:ascii="Courier New" w:hAnsi="Courier New" w:cs="Courier New"/>
+          <w:sz w:val="28"/>
+          <w:szCs w:val="28"/>
+        </w:rPr>
+        <w:t>(h))</w:t>
+      </w:r>
+      <w:r>
+        <w:rPr>
+          <w:rFonts w:ascii="Courier New" w:hAnsi="Courier New" w:cs="Courier New"/>
+          <w:sz w:val="28"/>
+          <w:szCs w:val="28"/>
+        </w:rPr>
+        <w:br/>
+      </w:r>
+      <w:r>
+        <w:rPr>
+          <w:rStyle w:val="CommentTok"/>
+          <w:rFonts w:ascii="Courier New" w:hAnsi="Courier New" w:cs="Courier New"/>
+          <w:color w:val="auto"/>
+          <w:sz w:val="28"/>
+          <w:szCs w:val="28"/>
+        </w:rPr>
+        <w:t># Сводка варианта</w:t>
+      </w:r>
+      <w:r>
+        <w:rPr>
+          <w:rFonts w:ascii="Courier New" w:hAnsi="Courier New" w:cs="Courier New"/>
+          <w:sz w:val="28"/>
+          <w:szCs w:val="28"/>
+        </w:rPr>
+        <w:br/>
+      </w:r>
+      <w:r>
+        <w:rPr>
+          <w:rStyle w:val="FunctionTok"/>
+          <w:rFonts w:ascii="Courier New" w:hAnsi="Courier New" w:cs="Courier New"/>
+          <w:color w:val="auto"/>
+          <w:sz w:val="28"/>
+          <w:szCs w:val="28"/>
+        </w:rPr>
+        <w:t>variant_summary</w:t>
+      </w:r>
+      <w:r>
+        <w:rPr>
+          <w:rStyle w:val="NormalTok"/>
+          <w:rFonts w:ascii="Courier New" w:hAnsi="Courier New" w:cs="Courier New"/>
+          <w:sz w:val="28"/>
+          <w:szCs w:val="28"/>
+        </w:rPr>
+        <w:t>(</w:t>
+      </w:r>
+      <w:r>
+        <w:rPr>
+          <w:rStyle w:val="FloatTok"/>
+          <w:rFonts w:ascii="Courier New" w:hAnsi="Courier New" w:cs="Courier New"/>
+          <w:color w:val="auto"/>
+          <w:sz w:val="28"/>
+          <w:szCs w:val="28"/>
+        </w:rPr>
+        <w:t>26</w:t>
+      </w:r>
+      <w:r>
+        <w:rPr>
+          <w:rStyle w:val="NormalTok"/>
+          <w:rFonts w:ascii="Courier New" w:hAnsi="Courier New" w:cs="Courier New"/>
+          <w:sz w:val="28"/>
+          <w:szCs w:val="28"/>
+        </w:rPr>
+        <w:t>)</w:t>
+      </w:r>
+    </w:p>
+    <w:p>
+      <w:pPr>
         <w:pStyle w:val="2"/>
         <w:jc w:val="both"/>
         <w:rPr>
@@ -8434,1367 +9528,6 @@
           <w:color w:val="auto"/>
         </w:rPr>
       </w:pPr>
-      <w:bookmarkStart w:id="26" w:name="приложение-а.-команды-сводка"/>
-      <w:bookmarkEnd w:id="25"/>
-      <w:r>
-        <w:rPr>
-          <w:rFonts w:ascii="Times New Roman" w:hAnsi="Times New Roman" w:cs="Times New Roman"/>
-          <w:color w:val="auto"/>
-        </w:rPr>
-        <w:t>Приложение А. Команды (сводка)</w:t>
-      </w:r>
-    </w:p>
-    <w:p>
-      <w:pPr>
-        <w:pStyle w:val="SourceCode"/>
-        <w:rPr>
-          <w:rFonts w:ascii="Courier New" w:hAnsi="Courier New" w:cs="Courier New"/>
-          <w:sz w:val="28"/>
-          <w:szCs w:val="28"/>
-        </w:rPr>
-      </w:pPr>
-      <w:r>
-        <w:rPr>
-          <w:rStyle w:val="CommentTok"/>
-          <w:rFonts w:ascii="Courier New" w:hAnsi="Courier New" w:cs="Courier New"/>
-          <w:color w:val="auto"/>
-          <w:sz w:val="28"/>
-          <w:szCs w:val="28"/>
-        </w:rPr>
-        <w:t># Загрузка библиотеки</w:t>
-      </w:r>
-      <w:r>
-        <w:rPr>
-          <w:rFonts w:ascii="Courier New" w:hAnsi="Courier New" w:cs="Courier New"/>
-          <w:sz w:val="28"/>
-          <w:szCs w:val="28"/>
-        </w:rPr>
-        <w:br/>
-      </w:r>
-      <w:r>
-        <w:rPr>
-          <w:rStyle w:val="FunctionTok"/>
-          <w:rFonts w:ascii="Courier New" w:hAnsi="Courier New" w:cs="Courier New"/>
-          <w:color w:val="auto"/>
-          <w:sz w:val="28"/>
-          <w:szCs w:val="28"/>
-        </w:rPr>
-        <w:t>include</w:t>
-      </w:r>
-      <w:r>
-        <w:rPr>
-          <w:rStyle w:val="NormalTok"/>
-          <w:rFonts w:ascii="Courier New" w:hAnsi="Courier New" w:cs="Courier New"/>
-          <w:sz w:val="28"/>
-          <w:szCs w:val="28"/>
-        </w:rPr>
-        <w:t>(</w:t>
-      </w:r>
-      <w:r>
-        <w:rPr>
-          <w:rStyle w:val="StringTok"/>
-          <w:rFonts w:ascii="Courier New" w:hAnsi="Courier New" w:cs="Courier New"/>
-          <w:color w:val="auto"/>
-          <w:sz w:val="28"/>
-          <w:szCs w:val="28"/>
-        </w:rPr>
-        <w:t>"lab03_lib.jl"</w:t>
-      </w:r>
-      <w:r>
-        <w:rPr>
-          <w:rStyle w:val="NormalTok"/>
-          <w:rFonts w:ascii="Courier New" w:hAnsi="Courier New" w:cs="Courier New"/>
-          <w:sz w:val="28"/>
-          <w:szCs w:val="28"/>
-        </w:rPr>
-        <w:t>)</w:t>
-      </w:r>
-      <w:r>
-        <w:rPr>
-          <w:rFonts w:ascii="Courier New" w:hAnsi="Courier New" w:cs="Courier New"/>
-          <w:sz w:val="28"/>
-          <w:szCs w:val="28"/>
-        </w:rPr>
-        <w:br/>
-      </w:r>
-      <w:r>
-        <w:rPr>
-          <w:rStyle w:val="CommentTok"/>
-          <w:rFonts w:ascii="Courier New" w:hAnsi="Courier New" w:cs="Courier New"/>
-          <w:color w:val="auto"/>
-          <w:sz w:val="28"/>
-          <w:szCs w:val="28"/>
-        </w:rPr>
-        <w:t># Свойства сцены</w:t>
-      </w:r>
-      <w:r>
-        <w:rPr>
-          <w:rFonts w:ascii="Courier New" w:hAnsi="Courier New" w:cs="Courier New"/>
-          <w:sz w:val="28"/>
-          <w:szCs w:val="28"/>
-        </w:rPr>
-        <w:br/>
-      </w:r>
-      <w:r>
-        <w:rPr>
-          <w:rStyle w:val="FunctionTok"/>
-          <w:rFonts w:ascii="Courier New" w:hAnsi="Courier New" w:cs="Courier New"/>
-          <w:color w:val="auto"/>
-          <w:sz w:val="28"/>
-          <w:szCs w:val="28"/>
-        </w:rPr>
-        <w:t>describe_image</w:t>
-      </w:r>
-      <w:r>
-        <w:rPr>
-          <w:rStyle w:val="NormalTok"/>
-          <w:rFonts w:ascii="Courier New" w:hAnsi="Courier New" w:cs="Courier New"/>
-          <w:sz w:val="28"/>
-          <w:szCs w:val="28"/>
-        </w:rPr>
-        <w:t>(</w:t>
-      </w:r>
-      <w:r>
-        <w:rPr>
-          <w:rStyle w:val="FunctionTok"/>
-          <w:rFonts w:ascii="Courier New" w:hAnsi="Courier New" w:cs="Courier New"/>
-          <w:color w:val="auto"/>
-          <w:sz w:val="28"/>
-          <w:szCs w:val="28"/>
-        </w:rPr>
-        <w:t>make_scene</w:t>
-      </w:r>
-      <w:r>
-        <w:rPr>
-          <w:rStyle w:val="NormalTok"/>
-          <w:rFonts w:ascii="Courier New" w:hAnsi="Courier New" w:cs="Courier New"/>
-          <w:sz w:val="28"/>
-          <w:szCs w:val="28"/>
-        </w:rPr>
-        <w:t>(</w:t>
-      </w:r>
-      <w:r>
-        <w:rPr>
-          <w:rStyle w:val="FloatTok"/>
-          <w:rFonts w:ascii="Courier New" w:hAnsi="Courier New" w:cs="Courier New"/>
-          <w:color w:val="auto"/>
-          <w:sz w:val="28"/>
-          <w:szCs w:val="28"/>
-        </w:rPr>
-        <w:t>101</w:t>
-      </w:r>
-      <w:r>
-        <w:rPr>
-          <w:rStyle w:val="NormalTok"/>
-          <w:rFonts w:ascii="Courier New" w:hAnsi="Courier New" w:cs="Courier New"/>
-          <w:sz w:val="28"/>
-          <w:szCs w:val="28"/>
-        </w:rPr>
-        <w:t xml:space="preserve">; </w:t>
-      </w:r>
-      <w:r>
-        <w:rPr>
-          <w:rStyle w:val="FunctionTok"/>
-          <w:rFonts w:ascii="Courier New" w:hAnsi="Courier New" w:cs="Courier New"/>
-          <w:color w:val="auto"/>
-          <w:sz w:val="28"/>
-          <w:szCs w:val="28"/>
-        </w:rPr>
-        <w:t>scene_preset</w:t>
-      </w:r>
-      <w:r>
-        <w:rPr>
-          <w:rStyle w:val="NormalTok"/>
-          <w:rFonts w:ascii="Courier New" w:hAnsi="Courier New" w:cs="Courier New"/>
-          <w:sz w:val="28"/>
-          <w:szCs w:val="28"/>
-        </w:rPr>
-        <w:t>(</w:t>
-      </w:r>
-      <w:r>
-        <w:rPr>
-          <w:rStyle w:val="FloatTok"/>
-          <w:rFonts w:ascii="Courier New" w:hAnsi="Courier New" w:cs="Courier New"/>
-          <w:color w:val="auto"/>
-          <w:sz w:val="28"/>
-          <w:szCs w:val="28"/>
-        </w:rPr>
-        <w:t>5</w:t>
-      </w:r>
-      <w:r>
-        <w:rPr>
-          <w:rStyle w:val="NormalTok"/>
-          <w:rFonts w:ascii="Courier New" w:hAnsi="Courier New" w:cs="Courier New"/>
-          <w:sz w:val="28"/>
-          <w:szCs w:val="28"/>
-        </w:rPr>
-        <w:t>)</w:t>
-      </w:r>
-      <w:r>
-        <w:rPr>
-          <w:rStyle w:val="OperatorTok"/>
-          <w:rFonts w:ascii="Courier New" w:hAnsi="Courier New" w:cs="Courier New"/>
-          <w:color w:val="auto"/>
-          <w:sz w:val="28"/>
-          <w:szCs w:val="28"/>
-        </w:rPr>
-        <w:t>...</w:t>
-      </w:r>
-      <w:r>
-        <w:rPr>
-          <w:rStyle w:val="NormalTok"/>
-          <w:rFonts w:ascii="Courier New" w:hAnsi="Courier New" w:cs="Courier New"/>
-          <w:sz w:val="28"/>
-          <w:szCs w:val="28"/>
-        </w:rPr>
-        <w:t>))</w:t>
-      </w:r>
-      <w:r>
-        <w:rPr>
-          <w:rFonts w:ascii="Courier New" w:hAnsi="Courier New" w:cs="Courier New"/>
-          <w:sz w:val="28"/>
-          <w:szCs w:val="28"/>
-        </w:rPr>
-        <w:br/>
-      </w:r>
-      <w:r>
-        <w:rPr>
-          <w:rStyle w:val="CommentTok"/>
-          <w:rFonts w:ascii="Courier New" w:hAnsi="Courier New" w:cs="Courier New"/>
-          <w:color w:val="auto"/>
-          <w:sz w:val="28"/>
-          <w:szCs w:val="28"/>
-        </w:rPr>
-        <w:t># Яркость двумя способами</w:t>
-      </w:r>
-      <w:r>
-        <w:rPr>
-          <w:rFonts w:ascii="Courier New" w:hAnsi="Courier New" w:cs="Courier New"/>
-          <w:sz w:val="28"/>
-          <w:szCs w:val="28"/>
-        </w:rPr>
-        <w:br/>
-      </w:r>
-      <w:r>
-        <w:rPr>
-          <w:rStyle w:val="NormalTok"/>
-          <w:rFonts w:ascii="Courier New" w:hAnsi="Courier New" w:cs="Courier New"/>
-          <w:sz w:val="28"/>
-          <w:szCs w:val="28"/>
-        </w:rPr>
-        <w:t xml:space="preserve">g1 </w:t>
-      </w:r>
-      <w:r>
-        <w:rPr>
-          <w:rStyle w:val="OperatorTok"/>
-          <w:rFonts w:ascii="Courier New" w:hAnsi="Courier New" w:cs="Courier New"/>
-          <w:color w:val="auto"/>
-          <w:sz w:val="28"/>
-          <w:szCs w:val="28"/>
-        </w:rPr>
-        <w:t>=</w:t>
-      </w:r>
-      <w:r>
-        <w:rPr>
-          <w:rStyle w:val="NormalTok"/>
-          <w:rFonts w:ascii="Courier New" w:hAnsi="Courier New" w:cs="Courier New"/>
-          <w:sz w:val="28"/>
-          <w:szCs w:val="28"/>
-        </w:rPr>
-        <w:t xml:space="preserve"> </w:t>
-      </w:r>
-      <w:r>
-        <w:rPr>
-          <w:rStyle w:val="FunctionTok"/>
-          <w:rFonts w:ascii="Courier New" w:hAnsi="Courier New" w:cs="Courier New"/>
-          <w:color w:val="auto"/>
-          <w:sz w:val="28"/>
-          <w:szCs w:val="28"/>
-        </w:rPr>
-        <w:t>luma_manual</w:t>
-      </w:r>
-      <w:r>
-        <w:rPr>
-          <w:rStyle w:val="NormalTok"/>
-          <w:rFonts w:ascii="Courier New" w:hAnsi="Courier New" w:cs="Courier New"/>
-          <w:sz w:val="28"/>
-          <w:szCs w:val="28"/>
-        </w:rPr>
-        <w:t>(</w:t>
-      </w:r>
-      <w:r>
-        <w:rPr>
-          <w:rStyle w:val="FunctionTok"/>
-          <w:rFonts w:ascii="Courier New" w:hAnsi="Courier New" w:cs="Courier New"/>
-          <w:color w:val="auto"/>
-          <w:sz w:val="28"/>
-          <w:szCs w:val="28"/>
-        </w:rPr>
-        <w:t>make_s</w:t>
-      </w:r>
-      <w:r>
-        <w:rPr>
-          <w:rStyle w:val="FunctionTok"/>
-          <w:rFonts w:ascii="Courier New" w:hAnsi="Courier New" w:cs="Courier New"/>
-          <w:color w:val="auto"/>
-          <w:sz w:val="28"/>
-          <w:szCs w:val="28"/>
-        </w:rPr>
-        <w:t>cene</w:t>
-      </w:r>
-      <w:r>
-        <w:rPr>
-          <w:rStyle w:val="NormalTok"/>
-          <w:rFonts w:ascii="Courier New" w:hAnsi="Courier New" w:cs="Courier New"/>
-          <w:sz w:val="28"/>
-          <w:szCs w:val="28"/>
-        </w:rPr>
-        <w:t>(</w:t>
-      </w:r>
-      <w:r>
-        <w:rPr>
-          <w:rStyle w:val="FloatTok"/>
-          <w:rFonts w:ascii="Courier New" w:hAnsi="Courier New" w:cs="Courier New"/>
-          <w:color w:val="auto"/>
-          <w:sz w:val="28"/>
-          <w:szCs w:val="28"/>
-        </w:rPr>
-        <w:t>101</w:t>
-      </w:r>
-      <w:r>
-        <w:rPr>
-          <w:rStyle w:val="NormalTok"/>
-          <w:rFonts w:ascii="Courier New" w:hAnsi="Courier New" w:cs="Courier New"/>
-          <w:sz w:val="28"/>
-          <w:szCs w:val="28"/>
-        </w:rPr>
-        <w:t xml:space="preserve">; </w:t>
-      </w:r>
-      <w:r>
-        <w:rPr>
-          <w:rStyle w:val="FunctionTok"/>
-          <w:rFonts w:ascii="Courier New" w:hAnsi="Courier New" w:cs="Courier New"/>
-          <w:color w:val="auto"/>
-          <w:sz w:val="28"/>
-          <w:szCs w:val="28"/>
-        </w:rPr>
-        <w:t>scene_preset</w:t>
-      </w:r>
-      <w:r>
-        <w:rPr>
-          <w:rStyle w:val="NormalTok"/>
-          <w:rFonts w:ascii="Courier New" w:hAnsi="Courier New" w:cs="Courier New"/>
-          <w:sz w:val="28"/>
-          <w:szCs w:val="28"/>
-        </w:rPr>
-        <w:t>(</w:t>
-      </w:r>
-      <w:r>
-        <w:rPr>
-          <w:rStyle w:val="FloatTok"/>
-          <w:rFonts w:ascii="Courier New" w:hAnsi="Courier New" w:cs="Courier New"/>
-          <w:color w:val="auto"/>
-          <w:sz w:val="28"/>
-          <w:szCs w:val="28"/>
-        </w:rPr>
-        <w:t>5</w:t>
-      </w:r>
-      <w:r>
-        <w:rPr>
-          <w:rStyle w:val="NormalTok"/>
-          <w:rFonts w:ascii="Courier New" w:hAnsi="Courier New" w:cs="Courier New"/>
-          <w:sz w:val="28"/>
-          <w:szCs w:val="28"/>
-        </w:rPr>
-        <w:t>)</w:t>
-      </w:r>
-      <w:r>
-        <w:rPr>
-          <w:rStyle w:val="OperatorTok"/>
-          <w:rFonts w:ascii="Courier New" w:hAnsi="Courier New" w:cs="Courier New"/>
-          <w:color w:val="auto"/>
-          <w:sz w:val="28"/>
-          <w:szCs w:val="28"/>
-        </w:rPr>
-        <w:t>...</w:t>
-      </w:r>
-      <w:r>
-        <w:rPr>
-          <w:rStyle w:val="NormalTok"/>
-          <w:rFonts w:ascii="Courier New" w:hAnsi="Courier New" w:cs="Courier New"/>
-          <w:sz w:val="28"/>
-          <w:szCs w:val="28"/>
-        </w:rPr>
-        <w:t>))</w:t>
-      </w:r>
-      <w:r>
-        <w:rPr>
-          <w:rFonts w:ascii="Courier New" w:hAnsi="Courier New" w:cs="Courier New"/>
-          <w:sz w:val="28"/>
-          <w:szCs w:val="28"/>
-        </w:rPr>
-        <w:br/>
-      </w:r>
-      <w:r>
-        <w:rPr>
-          <w:rStyle w:val="NormalTok"/>
-          <w:rFonts w:ascii="Courier New" w:hAnsi="Courier New" w:cs="Courier New"/>
-          <w:sz w:val="28"/>
-          <w:szCs w:val="28"/>
-        </w:rPr>
-        <w:t xml:space="preserve">g2 </w:t>
-      </w:r>
-      <w:r>
-        <w:rPr>
-          <w:rStyle w:val="OperatorTok"/>
-          <w:rFonts w:ascii="Courier New" w:hAnsi="Courier New" w:cs="Courier New"/>
-          <w:color w:val="auto"/>
-          <w:sz w:val="28"/>
-          <w:szCs w:val="28"/>
-        </w:rPr>
-        <w:t>=</w:t>
-      </w:r>
-      <w:r>
-        <w:rPr>
-          <w:rStyle w:val="NormalTok"/>
-          <w:rFonts w:ascii="Courier New" w:hAnsi="Courier New" w:cs="Courier New"/>
-          <w:sz w:val="28"/>
-          <w:szCs w:val="28"/>
-        </w:rPr>
-        <w:t xml:space="preserve"> </w:t>
-      </w:r>
-      <w:r>
-        <w:rPr>
-          <w:rStyle w:val="FunctionTok"/>
-          <w:rFonts w:ascii="Courier New" w:hAnsi="Courier New" w:cs="Courier New"/>
-          <w:color w:val="auto"/>
-          <w:sz w:val="28"/>
-          <w:szCs w:val="28"/>
-        </w:rPr>
-        <w:t>luma_images</w:t>
-      </w:r>
-      <w:r>
-        <w:rPr>
-          <w:rStyle w:val="NormalTok"/>
-          <w:rFonts w:ascii="Courier New" w:hAnsi="Courier New" w:cs="Courier New"/>
-          <w:sz w:val="28"/>
-          <w:szCs w:val="28"/>
-        </w:rPr>
-        <w:t>(</w:t>
-      </w:r>
-      <w:r>
-        <w:rPr>
-          <w:rStyle w:val="FunctionTok"/>
-          <w:rFonts w:ascii="Courier New" w:hAnsi="Courier New" w:cs="Courier New"/>
-          <w:color w:val="auto"/>
-          <w:sz w:val="28"/>
-          <w:szCs w:val="28"/>
-        </w:rPr>
-        <w:t>make_scene</w:t>
-      </w:r>
-      <w:r>
-        <w:rPr>
-          <w:rStyle w:val="NormalTok"/>
-          <w:rFonts w:ascii="Courier New" w:hAnsi="Courier New" w:cs="Courier New"/>
-          <w:sz w:val="28"/>
-          <w:szCs w:val="28"/>
-        </w:rPr>
-        <w:t>(</w:t>
-      </w:r>
-      <w:r>
-        <w:rPr>
-          <w:rStyle w:val="FloatTok"/>
-          <w:rFonts w:ascii="Courier New" w:hAnsi="Courier New" w:cs="Courier New"/>
-          <w:color w:val="auto"/>
-          <w:sz w:val="28"/>
-          <w:szCs w:val="28"/>
-        </w:rPr>
-        <w:t>101</w:t>
-      </w:r>
-      <w:r>
-        <w:rPr>
-          <w:rStyle w:val="NormalTok"/>
-          <w:rFonts w:ascii="Courier New" w:hAnsi="Courier New" w:cs="Courier New"/>
-          <w:sz w:val="28"/>
-          <w:szCs w:val="28"/>
-        </w:rPr>
-        <w:t xml:space="preserve">; </w:t>
-      </w:r>
-      <w:r>
-        <w:rPr>
-          <w:rStyle w:val="FunctionTok"/>
-          <w:rFonts w:ascii="Courier New" w:hAnsi="Courier New" w:cs="Courier New"/>
-          <w:color w:val="auto"/>
-          <w:sz w:val="28"/>
-          <w:szCs w:val="28"/>
-        </w:rPr>
-        <w:t>scene_preset</w:t>
-      </w:r>
-      <w:r>
-        <w:rPr>
-          <w:rStyle w:val="NormalTok"/>
-          <w:rFonts w:ascii="Courier New" w:hAnsi="Courier New" w:cs="Courier New"/>
-          <w:sz w:val="28"/>
-          <w:szCs w:val="28"/>
-        </w:rPr>
-        <w:t>(</w:t>
-      </w:r>
-      <w:r>
-        <w:rPr>
-          <w:rStyle w:val="FloatTok"/>
-          <w:rFonts w:ascii="Courier New" w:hAnsi="Courier New" w:cs="Courier New"/>
-          <w:color w:val="auto"/>
-          <w:sz w:val="28"/>
-          <w:szCs w:val="28"/>
-        </w:rPr>
-        <w:t>5</w:t>
-      </w:r>
-      <w:r>
-        <w:rPr>
-          <w:rStyle w:val="NormalTok"/>
-          <w:rFonts w:ascii="Courier New" w:hAnsi="Courier New" w:cs="Courier New"/>
-          <w:sz w:val="28"/>
-          <w:szCs w:val="28"/>
-        </w:rPr>
-        <w:t>)</w:t>
-      </w:r>
-      <w:r>
-        <w:rPr>
-          <w:rStyle w:val="OperatorTok"/>
-          <w:rFonts w:ascii="Courier New" w:hAnsi="Courier New" w:cs="Courier New"/>
-          <w:color w:val="auto"/>
-          <w:sz w:val="28"/>
-          <w:szCs w:val="28"/>
-        </w:rPr>
-        <w:t>...</w:t>
-      </w:r>
-      <w:r>
-        <w:rPr>
-          <w:rStyle w:val="NormalTok"/>
-          <w:rFonts w:ascii="Courier New" w:hAnsi="Courier New" w:cs="Courier New"/>
-          <w:sz w:val="28"/>
-          <w:szCs w:val="28"/>
-        </w:rPr>
-        <w:t>))</w:t>
-      </w:r>
-      <w:r>
-        <w:rPr>
-          <w:rFonts w:ascii="Courier New" w:hAnsi="Courier New" w:cs="Courier New"/>
-          <w:sz w:val="28"/>
-          <w:szCs w:val="28"/>
-        </w:rPr>
-        <w:br/>
-      </w:r>
-      <w:r>
-        <w:rPr>
-          <w:rStyle w:val="FunctionTok"/>
-          <w:rFonts w:ascii="Courier New" w:hAnsi="Courier New" w:cs="Courier New"/>
-          <w:color w:val="auto"/>
-          <w:sz w:val="28"/>
-          <w:szCs w:val="28"/>
-        </w:rPr>
-        <w:t>maximum</w:t>
-      </w:r>
-      <w:r>
-        <w:rPr>
-          <w:rStyle w:val="NormalTok"/>
-          <w:rFonts w:ascii="Courier New" w:hAnsi="Courier New" w:cs="Courier New"/>
-          <w:sz w:val="28"/>
-          <w:szCs w:val="28"/>
-        </w:rPr>
-        <w:t>(</w:t>
-      </w:r>
-      <w:r>
-        <w:rPr>
-          <w:rStyle w:val="FunctionTok"/>
-          <w:rFonts w:ascii="Courier New" w:hAnsi="Courier New" w:cs="Courier New"/>
-          <w:color w:val="auto"/>
-          <w:sz w:val="28"/>
-          <w:szCs w:val="28"/>
-        </w:rPr>
-        <w:t>abs</w:t>
-      </w:r>
-      <w:r>
-        <w:rPr>
-          <w:rStyle w:val="NormalTok"/>
-          <w:rFonts w:ascii="Courier New" w:hAnsi="Courier New" w:cs="Courier New"/>
-          <w:sz w:val="28"/>
-          <w:szCs w:val="28"/>
-        </w:rPr>
-        <w:t xml:space="preserve">.(g1 </w:t>
-      </w:r>
-      <w:r>
-        <w:rPr>
-          <w:rStyle w:val="OperatorTok"/>
-          <w:rFonts w:ascii="Courier New" w:hAnsi="Courier New" w:cs="Courier New"/>
-          <w:color w:val="auto"/>
-          <w:sz w:val="28"/>
-          <w:szCs w:val="28"/>
-        </w:rPr>
-        <w:t>.-</w:t>
-      </w:r>
-      <w:r>
-        <w:rPr>
-          <w:rStyle w:val="NormalTok"/>
-          <w:rFonts w:ascii="Courier New" w:hAnsi="Courier New" w:cs="Courier New"/>
-          <w:sz w:val="28"/>
-          <w:szCs w:val="28"/>
-        </w:rPr>
-        <w:t xml:space="preserve"> g2))</w:t>
-      </w:r>
-      <w:r>
-        <w:rPr>
-          <w:rFonts w:ascii="Courier New" w:hAnsi="Courier New" w:cs="Courier New"/>
-          <w:sz w:val="28"/>
-          <w:szCs w:val="28"/>
-        </w:rPr>
-        <w:br/>
-      </w:r>
-      <w:r>
-        <w:rPr>
-          <w:rStyle w:val="CommentTok"/>
-          <w:rFonts w:ascii="Courier New" w:hAnsi="Courier New" w:cs="Courier New"/>
-          <w:color w:val="auto"/>
-          <w:sz w:val="28"/>
-          <w:szCs w:val="28"/>
-        </w:rPr>
-        <w:t># Воспроизводимость</w:t>
-      </w:r>
-      <w:r>
-        <w:rPr>
-          <w:rFonts w:ascii="Courier New" w:hAnsi="Courier New" w:cs="Courier New"/>
-          <w:sz w:val="28"/>
-          <w:szCs w:val="28"/>
-        </w:rPr>
-        <w:br/>
-      </w:r>
-      <w:r>
-        <w:rPr>
-          <w:rStyle w:val="FunctionTok"/>
-          <w:rFonts w:ascii="Courier New" w:hAnsi="Courier New" w:cs="Courier New"/>
-          <w:color w:val="auto"/>
-          <w:sz w:val="28"/>
-          <w:szCs w:val="28"/>
-        </w:rPr>
-        <w:t>array_sha</w:t>
-      </w:r>
-      <w:r>
-        <w:rPr>
-          <w:rStyle w:val="NormalTok"/>
-          <w:rFonts w:ascii="Courier New" w:hAnsi="Courier New" w:cs="Courier New"/>
-          <w:sz w:val="28"/>
-          <w:szCs w:val="28"/>
-        </w:rPr>
-        <w:t>(g1)</w:t>
-      </w:r>
-      <w:r>
-        <w:rPr>
-          <w:rFonts w:ascii="Courier New" w:hAnsi="Courier New" w:cs="Courier New"/>
-          <w:sz w:val="28"/>
-          <w:szCs w:val="28"/>
-        </w:rPr>
-        <w:br/>
-      </w:r>
-      <w:r>
-        <w:rPr>
-          <w:rStyle w:val="CommentTok"/>
-          <w:rFonts w:ascii="Courier New" w:hAnsi="Courier New" w:cs="Courier New"/>
-          <w:color w:val="auto"/>
-          <w:sz w:val="28"/>
-          <w:szCs w:val="28"/>
-        </w:rPr>
-        <w:t># Гистограмма до</w:t>
-      </w:r>
-      <w:r>
-        <w:rPr>
-          <w:rFonts w:ascii="Courier New" w:hAnsi="Courier New" w:cs="Courier New"/>
-          <w:sz w:val="28"/>
-          <w:szCs w:val="28"/>
-        </w:rPr>
-        <w:br/>
-      </w:r>
-      <w:r>
-        <w:rPr>
-          <w:rStyle w:val="ImportTok"/>
-          <w:rFonts w:ascii="Courier New" w:hAnsi="Courier New" w:cs="Courier New"/>
-          <w:b w:val="0"/>
-          <w:color w:val="auto"/>
-          <w:sz w:val="28"/>
-          <w:szCs w:val="28"/>
-        </w:rPr>
-        <w:t>using</w:t>
-      </w:r>
-      <w:r>
-        <w:rPr>
-          <w:rStyle w:val="NormalTok"/>
-          <w:rFonts w:ascii="Courier New" w:hAnsi="Courier New" w:cs="Courier New"/>
-          <w:sz w:val="28"/>
-          <w:szCs w:val="28"/>
-        </w:rPr>
-        <w:t xml:space="preserve"> </w:t>
-      </w:r>
-      <w:r>
-        <w:rPr>
-          <w:rStyle w:val="BuiltInTok"/>
-          <w:rFonts w:ascii="Courier New" w:hAnsi="Courier New" w:cs="Courier New"/>
-          <w:color w:val="auto"/>
-          <w:sz w:val="28"/>
-          <w:szCs w:val="28"/>
-        </w:rPr>
-        <w:t>Plots</w:t>
-      </w:r>
-      <w:r>
-        <w:rPr>
-          <w:rFonts w:ascii="Courier New" w:hAnsi="Courier New" w:cs="Courier New"/>
-          <w:sz w:val="28"/>
-          <w:szCs w:val="28"/>
-        </w:rPr>
-        <w:br/>
-      </w:r>
-      <w:r>
-        <w:rPr>
-          <w:rStyle w:val="FunctionTok"/>
-          <w:rFonts w:ascii="Courier New" w:hAnsi="Courier New" w:cs="Courier New"/>
-          <w:color w:val="auto"/>
-          <w:sz w:val="28"/>
-          <w:szCs w:val="28"/>
-        </w:rPr>
-        <w:t>bar</w:t>
-      </w:r>
-      <w:r>
-        <w:rPr>
-          <w:rStyle w:val="NormalTok"/>
-          <w:rFonts w:ascii="Courier New" w:hAnsi="Courier New" w:cs="Courier New"/>
-          <w:sz w:val="28"/>
-          <w:szCs w:val="28"/>
-        </w:rPr>
-        <w:t>(</w:t>
-      </w:r>
-      <w:r>
-        <w:rPr>
-          <w:rStyle w:val="FloatTok"/>
-          <w:rFonts w:ascii="Courier New" w:hAnsi="Courier New" w:cs="Courier New"/>
-          <w:color w:val="auto"/>
-          <w:sz w:val="28"/>
-          <w:szCs w:val="28"/>
-        </w:rPr>
-        <w:t>1</w:t>
-      </w:r>
-      <w:r>
-        <w:rPr>
-          <w:rStyle w:val="OperatorTok"/>
-          <w:rFonts w:ascii="Courier New" w:hAnsi="Courier New" w:cs="Courier New"/>
-          <w:color w:val="auto"/>
-          <w:sz w:val="28"/>
-          <w:szCs w:val="28"/>
-        </w:rPr>
-        <w:t>:</w:t>
-      </w:r>
-      <w:r>
-        <w:rPr>
-          <w:rStyle w:val="FloatTok"/>
-          <w:rFonts w:ascii="Courier New" w:hAnsi="Courier New" w:cs="Courier New"/>
-          <w:color w:val="auto"/>
-          <w:sz w:val="28"/>
-          <w:szCs w:val="28"/>
-        </w:rPr>
-        <w:t>32</w:t>
-      </w:r>
-      <w:r>
-        <w:rPr>
-          <w:rStyle w:val="NormalTok"/>
-          <w:rFonts w:ascii="Courier New" w:hAnsi="Courier New" w:cs="Courier New"/>
-          <w:sz w:val="28"/>
-          <w:szCs w:val="28"/>
-        </w:rPr>
-        <w:t xml:space="preserve">, </w:t>
-      </w:r>
-      <w:r>
-        <w:rPr>
-          <w:rStyle w:val="FunctionTok"/>
-          <w:rFonts w:ascii="Courier New" w:hAnsi="Courier New" w:cs="Courier New"/>
-          <w:color w:val="auto"/>
-          <w:sz w:val="28"/>
-          <w:szCs w:val="28"/>
-        </w:rPr>
-        <w:t>hist_counts</w:t>
-      </w:r>
-      <w:r>
-        <w:rPr>
-          <w:rStyle w:val="NormalTok"/>
-          <w:rFonts w:ascii="Courier New" w:hAnsi="Courier New" w:cs="Courier New"/>
-          <w:sz w:val="28"/>
-          <w:szCs w:val="28"/>
-        </w:rPr>
-        <w:t xml:space="preserve">(g1, </w:t>
-      </w:r>
-      <w:r>
-        <w:rPr>
-          <w:rStyle w:val="FloatTok"/>
-          <w:rFonts w:ascii="Courier New" w:hAnsi="Courier New" w:cs="Courier New"/>
-          <w:color w:val="auto"/>
-          <w:sz w:val="28"/>
-          <w:szCs w:val="28"/>
-        </w:rPr>
-        <w:t>32</w:t>
-      </w:r>
-      <w:r>
-        <w:rPr>
-          <w:rStyle w:val="NormalTok"/>
-          <w:rFonts w:ascii="Courier New" w:hAnsi="Courier New" w:cs="Courier New"/>
-          <w:sz w:val="28"/>
-          <w:szCs w:val="28"/>
-        </w:rPr>
-        <w:t>))</w:t>
-      </w:r>
-      <w:r>
-        <w:rPr>
-          <w:rFonts w:ascii="Courier New" w:hAnsi="Courier New" w:cs="Courier New"/>
-          <w:sz w:val="28"/>
-          <w:szCs w:val="28"/>
-        </w:rPr>
-        <w:br/>
-      </w:r>
-      <w:r>
-        <w:rPr>
-          <w:rStyle w:val="FunctionTok"/>
-          <w:rFonts w:ascii="Courier New" w:hAnsi="Courier New" w:cs="Courier New"/>
-          <w:color w:val="auto"/>
-          <w:sz w:val="28"/>
-          <w:szCs w:val="28"/>
-        </w:rPr>
-        <w:t>savefig</w:t>
-      </w:r>
-      <w:r>
-        <w:rPr>
-          <w:rStyle w:val="NormalTok"/>
-          <w:rFonts w:ascii="Courier New" w:hAnsi="Courier New" w:cs="Courier New"/>
-          <w:sz w:val="28"/>
-          <w:szCs w:val="28"/>
-        </w:rPr>
-        <w:t>(</w:t>
-      </w:r>
-      <w:r>
-        <w:rPr>
-          <w:rStyle w:val="StringTok"/>
-          <w:rFonts w:ascii="Courier New" w:hAnsi="Courier New" w:cs="Courier New"/>
-          <w:color w:val="auto"/>
-          <w:sz w:val="28"/>
-          <w:szCs w:val="28"/>
-        </w:rPr>
-        <w:t>"hist_before.png"</w:t>
-      </w:r>
-      <w:r>
-        <w:rPr>
-          <w:rStyle w:val="NormalTok"/>
-          <w:rFonts w:ascii="Courier New" w:hAnsi="Courier New" w:cs="Courier New"/>
-          <w:sz w:val="28"/>
-          <w:szCs w:val="28"/>
-        </w:rPr>
-        <w:t>)</w:t>
-      </w:r>
-      <w:r>
-        <w:rPr>
-          <w:rFonts w:ascii="Courier New" w:hAnsi="Courier New" w:cs="Courier New"/>
-          <w:sz w:val="28"/>
-          <w:szCs w:val="28"/>
-        </w:rPr>
-        <w:br/>
-      </w:r>
-      <w:r>
-        <w:rPr>
-          <w:rStyle w:val="CommentTok"/>
-          <w:rFonts w:ascii="Courier New" w:hAnsi="Courier New" w:cs="Courier New"/>
-          <w:color w:val="auto"/>
-          <w:sz w:val="28"/>
-          <w:szCs w:val="28"/>
-        </w:rPr>
-        <w:t># Воздействие</w:t>
-      </w:r>
-      <w:r>
-        <w:rPr>
-          <w:rFonts w:ascii="Courier New" w:hAnsi="Courier New" w:cs="Courier New"/>
-          <w:sz w:val="28"/>
-          <w:szCs w:val="28"/>
-        </w:rPr>
-        <w:br/>
-      </w:r>
-      <w:r>
-        <w:rPr>
-          <w:rStyle w:val="NormalTok"/>
-          <w:rFonts w:ascii="Courier New" w:hAnsi="Courier New" w:cs="Courier New"/>
-          <w:sz w:val="28"/>
-          <w:szCs w:val="28"/>
-        </w:rPr>
-        <w:t xml:space="preserve">h </w:t>
-      </w:r>
-      <w:r>
-        <w:rPr>
-          <w:rStyle w:val="OperatorTok"/>
-          <w:rFonts w:ascii="Courier New" w:hAnsi="Courier New" w:cs="Courier New"/>
-          <w:color w:val="auto"/>
-          <w:sz w:val="28"/>
-          <w:szCs w:val="28"/>
-        </w:rPr>
-        <w:t>=</w:t>
-      </w:r>
-      <w:r>
-        <w:rPr>
-          <w:rStyle w:val="NormalTok"/>
-          <w:rFonts w:ascii="Courier New" w:hAnsi="Courier New" w:cs="Courier New"/>
-          <w:sz w:val="28"/>
-          <w:szCs w:val="28"/>
-        </w:rPr>
-        <w:t xml:space="preserve"> </w:t>
-      </w:r>
-      <w:r>
-        <w:rPr>
-          <w:rStyle w:val="FunctionTok"/>
-          <w:rFonts w:ascii="Courier New" w:hAnsi="Courier New" w:cs="Courier New"/>
-          <w:color w:val="auto"/>
-          <w:sz w:val="28"/>
-          <w:szCs w:val="28"/>
-        </w:rPr>
-        <w:t>apply_factor</w:t>
-      </w:r>
-      <w:r>
-        <w:rPr>
-          <w:rStyle w:val="NormalTok"/>
-          <w:rFonts w:ascii="Courier New" w:hAnsi="Courier New" w:cs="Courier New"/>
-          <w:sz w:val="28"/>
-          <w:szCs w:val="28"/>
-        </w:rPr>
-        <w:t xml:space="preserve">(g1, </w:t>
-      </w:r>
-      <w:r>
-        <w:rPr>
-          <w:rStyle w:val="FloatTok"/>
-          <w:rFonts w:ascii="Courier New" w:hAnsi="Courier New" w:cs="Courier New"/>
-          <w:color w:val="auto"/>
-          <w:sz w:val="28"/>
-          <w:szCs w:val="28"/>
-        </w:rPr>
-        <w:t>2</w:t>
-      </w:r>
-      <w:r>
-        <w:rPr>
-          <w:rStyle w:val="NormalTok"/>
-          <w:rFonts w:ascii="Courier New" w:hAnsi="Courier New" w:cs="Courier New"/>
-          <w:sz w:val="28"/>
-          <w:szCs w:val="28"/>
-        </w:rPr>
-        <w:t>)</w:t>
-      </w:r>
-      <w:r>
-        <w:rPr>
-          <w:rFonts w:ascii="Courier New" w:hAnsi="Courier New" w:cs="Courier New"/>
-          <w:sz w:val="28"/>
-          <w:szCs w:val="28"/>
-        </w:rPr>
-        <w:br/>
-      </w:r>
-      <w:r>
-        <w:rPr>
-          <w:rStyle w:val="CommentTok"/>
-          <w:rFonts w:ascii="Courier New" w:hAnsi="Courier New" w:cs="Courier New"/>
-          <w:color w:val="auto"/>
-          <w:sz w:val="28"/>
-          <w:szCs w:val="28"/>
-        </w:rPr>
-        <w:t># Гистограмма после</w:t>
-      </w:r>
-      <w:r>
-        <w:rPr>
-          <w:rFonts w:ascii="Courier New" w:hAnsi="Courier New" w:cs="Courier New"/>
-          <w:sz w:val="28"/>
-          <w:szCs w:val="28"/>
-        </w:rPr>
-        <w:br/>
-      </w:r>
-      <w:r>
-        <w:rPr>
-          <w:rStyle w:val="FunctionTok"/>
-          <w:rFonts w:ascii="Courier New" w:hAnsi="Courier New" w:cs="Courier New"/>
-          <w:color w:val="auto"/>
-          <w:sz w:val="28"/>
-          <w:szCs w:val="28"/>
-        </w:rPr>
-        <w:t>bar</w:t>
-      </w:r>
-      <w:r>
-        <w:rPr>
-          <w:rStyle w:val="NormalTok"/>
-          <w:rFonts w:ascii="Courier New" w:hAnsi="Courier New" w:cs="Courier New"/>
-          <w:sz w:val="28"/>
-          <w:szCs w:val="28"/>
-        </w:rPr>
-        <w:t>(</w:t>
-      </w:r>
-      <w:r>
-        <w:rPr>
-          <w:rStyle w:val="FloatTok"/>
-          <w:rFonts w:ascii="Courier New" w:hAnsi="Courier New" w:cs="Courier New"/>
-          <w:color w:val="auto"/>
-          <w:sz w:val="28"/>
-          <w:szCs w:val="28"/>
-        </w:rPr>
-        <w:t>1</w:t>
-      </w:r>
-      <w:r>
-        <w:rPr>
-          <w:rStyle w:val="OperatorTok"/>
-          <w:rFonts w:ascii="Courier New" w:hAnsi="Courier New" w:cs="Courier New"/>
-          <w:color w:val="auto"/>
-          <w:sz w:val="28"/>
-          <w:szCs w:val="28"/>
-        </w:rPr>
-        <w:t>:</w:t>
-      </w:r>
-      <w:r>
-        <w:rPr>
-          <w:rStyle w:val="FloatTok"/>
-          <w:rFonts w:ascii="Courier New" w:hAnsi="Courier New" w:cs="Courier New"/>
-          <w:color w:val="auto"/>
-          <w:sz w:val="28"/>
-          <w:szCs w:val="28"/>
-        </w:rPr>
-        <w:t>32</w:t>
-      </w:r>
-      <w:r>
-        <w:rPr>
-          <w:rStyle w:val="NormalTok"/>
-          <w:rFonts w:ascii="Courier New" w:hAnsi="Courier New" w:cs="Courier New"/>
-          <w:sz w:val="28"/>
-          <w:szCs w:val="28"/>
-        </w:rPr>
-        <w:t xml:space="preserve">, </w:t>
-      </w:r>
-      <w:r>
-        <w:rPr>
-          <w:rStyle w:val="FunctionTok"/>
-          <w:rFonts w:ascii="Courier New" w:hAnsi="Courier New" w:cs="Courier New"/>
-          <w:color w:val="auto"/>
-          <w:sz w:val="28"/>
-          <w:szCs w:val="28"/>
-        </w:rPr>
-        <w:t>hist_counts</w:t>
-      </w:r>
-      <w:r>
-        <w:rPr>
-          <w:rStyle w:val="NormalTok"/>
-          <w:rFonts w:ascii="Courier New" w:hAnsi="Courier New" w:cs="Courier New"/>
-          <w:sz w:val="28"/>
-          <w:szCs w:val="28"/>
-        </w:rPr>
-        <w:t xml:space="preserve">(h, </w:t>
-      </w:r>
-      <w:r>
-        <w:rPr>
-          <w:rStyle w:val="FloatTok"/>
-          <w:rFonts w:ascii="Courier New" w:hAnsi="Courier New" w:cs="Courier New"/>
-          <w:color w:val="auto"/>
-          <w:sz w:val="28"/>
-          <w:szCs w:val="28"/>
-        </w:rPr>
-        <w:t>32</w:t>
-      </w:r>
-      <w:r>
-        <w:rPr>
-          <w:rStyle w:val="NormalTok"/>
-          <w:rFonts w:ascii="Courier New" w:hAnsi="Courier New" w:cs="Courier New"/>
-          <w:sz w:val="28"/>
-          <w:szCs w:val="28"/>
-        </w:rPr>
-        <w:t>))</w:t>
-      </w:r>
-      <w:r>
-        <w:rPr>
-          <w:rFonts w:ascii="Courier New" w:hAnsi="Courier New" w:cs="Courier New"/>
-          <w:sz w:val="28"/>
-          <w:szCs w:val="28"/>
-        </w:rPr>
-        <w:br/>
-      </w:r>
-      <w:r>
-        <w:rPr>
-          <w:rStyle w:val="FunctionTok"/>
-          <w:rFonts w:ascii="Courier New" w:hAnsi="Courier New" w:cs="Courier New"/>
-          <w:color w:val="auto"/>
-          <w:sz w:val="28"/>
-          <w:szCs w:val="28"/>
-        </w:rPr>
-        <w:t>savefig</w:t>
-      </w:r>
-      <w:r>
-        <w:rPr>
-          <w:rStyle w:val="NormalTok"/>
-          <w:rFonts w:ascii="Courier New" w:hAnsi="Courier New" w:cs="Courier New"/>
-          <w:sz w:val="28"/>
-          <w:szCs w:val="28"/>
-        </w:rPr>
-        <w:t>(</w:t>
-      </w:r>
-      <w:r>
-        <w:rPr>
-          <w:rStyle w:val="StringTok"/>
-          <w:rFonts w:ascii="Courier New" w:hAnsi="Courier New" w:cs="Courier New"/>
-          <w:color w:val="auto"/>
-          <w:sz w:val="28"/>
-          <w:szCs w:val="28"/>
-        </w:rPr>
-        <w:t>"hist_after.png"</w:t>
-      </w:r>
-      <w:r>
-        <w:rPr>
-          <w:rStyle w:val="NormalTok"/>
-          <w:rFonts w:ascii="Courier New" w:hAnsi="Courier New" w:cs="Courier New"/>
-          <w:sz w:val="28"/>
-          <w:szCs w:val="28"/>
-        </w:rPr>
-        <w:t>)</w:t>
-      </w:r>
-      <w:r>
-        <w:rPr>
-          <w:rFonts w:ascii="Courier New" w:hAnsi="Courier New" w:cs="Courier New"/>
-          <w:sz w:val="28"/>
-          <w:szCs w:val="28"/>
-        </w:rPr>
-        <w:br/>
-      </w:r>
-      <w:r>
-        <w:rPr>
-          <w:rStyle w:val="CommentTok"/>
-          <w:rFonts w:ascii="Courier New" w:hAnsi="Courier New" w:cs="Courier New"/>
-          <w:color w:val="auto"/>
-          <w:sz w:val="28"/>
-          <w:szCs w:val="28"/>
-        </w:rPr>
-        <w:t># Сохранить изображения</w:t>
-      </w:r>
-      <w:r>
-        <w:rPr>
-          <w:rFonts w:ascii="Courier New" w:hAnsi="Courier New" w:cs="Courier New"/>
-          <w:sz w:val="28"/>
-          <w:szCs w:val="28"/>
-        </w:rPr>
-        <w:br/>
-      </w:r>
-      <w:r>
-        <w:rPr>
-          <w:rStyle w:val="FunctionTok"/>
-          <w:rFonts w:ascii="Courier New" w:hAnsi="Courier New" w:cs="Courier New"/>
-          <w:color w:val="auto"/>
-          <w:sz w:val="28"/>
-          <w:szCs w:val="28"/>
-        </w:rPr>
-        <w:t>save</w:t>
-      </w:r>
-      <w:r>
-        <w:rPr>
-          <w:rStyle w:val="NormalTok"/>
-          <w:rFonts w:ascii="Courier New" w:hAnsi="Courier New" w:cs="Courier New"/>
-          <w:sz w:val="28"/>
-          <w:szCs w:val="28"/>
-        </w:rPr>
-        <w:t>(</w:t>
-      </w:r>
-      <w:r>
-        <w:rPr>
-          <w:rStyle w:val="StringTok"/>
-          <w:rFonts w:ascii="Courier New" w:hAnsi="Courier New" w:cs="Courier New"/>
-          <w:color w:val="auto"/>
-          <w:sz w:val="28"/>
-          <w:szCs w:val="28"/>
-        </w:rPr>
-        <w:t>"before.png"</w:t>
-      </w:r>
-      <w:r>
-        <w:rPr>
-          <w:rStyle w:val="NormalTok"/>
-          <w:rFonts w:ascii="Courier New" w:hAnsi="Courier New" w:cs="Courier New"/>
-          <w:sz w:val="28"/>
-          <w:szCs w:val="28"/>
-        </w:rPr>
-        <w:t xml:space="preserve">, </w:t>
-      </w:r>
-      <w:r>
-        <w:rPr>
-          <w:rStyle w:val="FunctionTok"/>
-          <w:rFonts w:ascii="Courier New" w:hAnsi="Courier New" w:cs="Courier New"/>
-          <w:color w:val="auto"/>
-          <w:sz w:val="28"/>
-          <w:szCs w:val="28"/>
-        </w:rPr>
-        <w:t>Gray</w:t>
-      </w:r>
-      <w:r>
-        <w:rPr>
-          <w:rStyle w:val="DataTypeTok"/>
-          <w:rFonts w:ascii="Courier New" w:hAnsi="Courier New" w:cs="Courier New"/>
-          <w:color w:val="auto"/>
-          <w:sz w:val="28"/>
-          <w:szCs w:val="28"/>
-        </w:rPr>
-        <w:t>{N0f8}.</w:t>
-      </w:r>
-      <w:r>
-        <w:rPr>
-          <w:rStyle w:val="NormalTok"/>
-          <w:rFonts w:ascii="Courier New" w:hAnsi="Courier New" w:cs="Courier New"/>
-          <w:sz w:val="28"/>
-          <w:szCs w:val="28"/>
-        </w:rPr>
-        <w:t>(g1))</w:t>
-      </w:r>
-      <w:r>
-        <w:rPr>
-          <w:rFonts w:ascii="Courier New" w:hAnsi="Courier New" w:cs="Courier New"/>
-          <w:sz w:val="28"/>
-          <w:szCs w:val="28"/>
-        </w:rPr>
-        <w:br/>
-      </w:r>
-      <w:r>
-        <w:rPr>
-          <w:rStyle w:val="FunctionTok"/>
-          <w:rFonts w:ascii="Courier New" w:hAnsi="Courier New" w:cs="Courier New"/>
-          <w:color w:val="auto"/>
-          <w:sz w:val="28"/>
-          <w:szCs w:val="28"/>
-        </w:rPr>
-        <w:t>save</w:t>
-      </w:r>
-      <w:r>
-        <w:rPr>
-          <w:rStyle w:val="NormalTok"/>
-          <w:rFonts w:ascii="Courier New" w:hAnsi="Courier New" w:cs="Courier New"/>
-          <w:sz w:val="28"/>
-          <w:szCs w:val="28"/>
-        </w:rPr>
-        <w:t>(</w:t>
-      </w:r>
-      <w:r>
-        <w:rPr>
-          <w:rStyle w:val="StringTok"/>
-          <w:rFonts w:ascii="Courier New" w:hAnsi="Courier New" w:cs="Courier New"/>
-          <w:color w:val="auto"/>
-          <w:sz w:val="28"/>
-          <w:szCs w:val="28"/>
-        </w:rPr>
-        <w:t>"after.png"</w:t>
-      </w:r>
-      <w:r>
-        <w:rPr>
-          <w:rStyle w:val="NormalTok"/>
-          <w:rFonts w:ascii="Courier New" w:hAnsi="Courier New" w:cs="Courier New"/>
-          <w:sz w:val="28"/>
-          <w:szCs w:val="28"/>
-        </w:rPr>
-        <w:t xml:space="preserve">, </w:t>
-      </w:r>
-      <w:r>
-        <w:rPr>
-          <w:rStyle w:val="FunctionTok"/>
-          <w:rFonts w:ascii="Courier New" w:hAnsi="Courier New" w:cs="Courier New"/>
-          <w:color w:val="auto"/>
-          <w:sz w:val="28"/>
-          <w:szCs w:val="28"/>
-        </w:rPr>
-        <w:t>Gray</w:t>
-      </w:r>
-      <w:r>
-        <w:rPr>
-          <w:rStyle w:val="DataTypeTok"/>
-          <w:rFonts w:ascii="Courier New" w:hAnsi="Courier New" w:cs="Courier New"/>
-          <w:color w:val="auto"/>
-          <w:sz w:val="28"/>
-          <w:szCs w:val="28"/>
-        </w:rPr>
-        <w:t>{N0f8}.</w:t>
-      </w:r>
-      <w:r>
-        <w:rPr>
-          <w:rStyle w:val="NormalTok"/>
-          <w:rFonts w:ascii="Courier New" w:hAnsi="Courier New" w:cs="Courier New"/>
-          <w:sz w:val="28"/>
-          <w:szCs w:val="28"/>
-        </w:rPr>
-        <w:t>(h))</w:t>
-      </w:r>
-      <w:r>
-        <w:rPr>
-          <w:rFonts w:ascii="Courier New" w:hAnsi="Courier New" w:cs="Courier New"/>
-          <w:sz w:val="28"/>
-          <w:szCs w:val="28"/>
-        </w:rPr>
-        <w:br/>
-      </w:r>
-      <w:r>
-        <w:rPr>
-          <w:rStyle w:val="CommentTok"/>
-          <w:rFonts w:ascii="Courier New" w:hAnsi="Courier New" w:cs="Courier New"/>
-          <w:color w:val="auto"/>
-          <w:sz w:val="28"/>
-          <w:szCs w:val="28"/>
-        </w:rPr>
-        <w:t># Сводка варианта</w:t>
-      </w:r>
-      <w:r>
-        <w:rPr>
-          <w:rFonts w:ascii="Courier New" w:hAnsi="Courier New" w:cs="Courier New"/>
-          <w:sz w:val="28"/>
-          <w:szCs w:val="28"/>
-        </w:rPr>
-        <w:br/>
-      </w:r>
-      <w:r>
-        <w:rPr>
-          <w:rStyle w:val="FunctionTok"/>
-          <w:rFonts w:ascii="Courier New" w:hAnsi="Courier New" w:cs="Courier New"/>
-          <w:color w:val="auto"/>
-          <w:sz w:val="28"/>
-          <w:szCs w:val="28"/>
-        </w:rPr>
-        <w:t>variant_summary</w:t>
-      </w:r>
-      <w:r>
-        <w:rPr>
-          <w:rStyle w:val="NormalTok"/>
-          <w:rFonts w:ascii="Courier New" w:hAnsi="Courier New" w:cs="Courier New"/>
-          <w:sz w:val="28"/>
-          <w:szCs w:val="28"/>
-        </w:rPr>
-        <w:t>(</w:t>
-      </w:r>
-      <w:r>
-        <w:rPr>
-          <w:rStyle w:val="FloatTok"/>
-          <w:rFonts w:ascii="Courier New" w:hAnsi="Courier New" w:cs="Courier New"/>
-          <w:color w:val="auto"/>
-          <w:sz w:val="28"/>
-          <w:szCs w:val="28"/>
-        </w:rPr>
-        <w:t>26</w:t>
-      </w:r>
-      <w:r>
-        <w:rPr>
-          <w:rStyle w:val="NormalTok"/>
-          <w:rFonts w:ascii="Courier New" w:hAnsi="Courier New" w:cs="Courier New"/>
-          <w:sz w:val="28"/>
-          <w:szCs w:val="28"/>
-        </w:rPr>
-        <w:t>)</w:t>
-      </w:r>
-    </w:p>
-    <w:p>
-      <w:pPr>
-        <w:pStyle w:val="2"/>
-        <w:jc w:val="both"/>
-        <w:rPr>
-          <w:rFonts w:ascii="Times New Roman" w:hAnsi="Times New Roman" w:cs="Times New Roman"/>
-          <w:color w:val="auto"/>
-        </w:rPr>
-      </w:pPr>
       <w:bookmarkStart w:id="27" w:name="приложение-б.-сверка-с-демо"/>
       <w:bookmarkEnd w:id="26"/>
       <w:r>
@@ -9802,36 +9535,35 @@
           <w:rFonts w:ascii="Times New Roman" w:hAnsi="Times New Roman" w:cs="Times New Roman"/>
           <w:color w:val="auto"/>
         </w:rPr>
-        <w:t>Приложение Б. Сверка с де</w:t>
-      </w:r>
-      <w:r>
-        <w:rPr>
-          <w:rFonts w:ascii="Times New Roman" w:hAnsi="Times New Roman" w:cs="Times New Roman"/>
-          <w:color w:val="auto"/>
-        </w:rPr>
-        <w:t>мо</w:t>
+        <w:t>Приложение Б. Сверка с демо</w:t>
       </w:r>
     </w:p>
     <w:tbl>
       <w:tblPr>
         <w:tblStyle w:val="af1"/>
-        <w:tblW w:w="5000" w:type="pct"/>
+        <w:tblW w:w="4986" w:type="pct"/>
         <w:tblLook w:val="0020" w:firstRow="1" w:lastRow="0" w:firstColumn="0" w:lastColumn="0" w:noHBand="0" w:noVBand="0"/>
       </w:tblPr>
       <w:tblGrid>
-        <w:gridCol w:w="1772"/>
-        <w:gridCol w:w="2830"/>
-        <w:gridCol w:w="2704"/>
-        <w:gridCol w:w="2269"/>
+        <w:gridCol w:w="1771"/>
+        <w:gridCol w:w="2821"/>
+        <w:gridCol w:w="2693"/>
+        <w:gridCol w:w="2263"/>
       </w:tblGrid>
       <w:tr>
+        <w:trPr>
+          <w:trHeight w:val="378"/>
+        </w:trPr>
         <w:tc>
           <w:tcPr>
             <w:tcW w:w="0" w:type="auto"/>
           </w:tcPr>
+          <w:bookmarkEnd w:id="1"/>
+          <w:bookmarkEnd w:id="27"/>
           <w:p>
             <w:pPr>
               <w:pStyle w:val="Compact"/>
+              <w:spacing w:after="0"/>
               <w:jc w:val="both"/>
               <w:rPr>
                 <w:rFonts w:ascii="Times New Roman" w:hAnsi="Times New Roman" w:cs="Times New Roman"/>
@@ -9856,6 +9588,7 @@
           <w:p>
             <w:pPr>
               <w:pStyle w:val="Compact"/>
+              <w:spacing w:after="0"/>
               <w:jc w:val="both"/>
               <w:rPr>
                 <w:rFonts w:ascii="Times New Roman" w:hAnsi="Times New Roman" w:cs="Times New Roman"/>
@@ -9880,6 +9613,7 @@
           <w:p>
             <w:pPr>
               <w:pStyle w:val="Compact"/>
+              <w:spacing w:after="0"/>
               <w:jc w:val="both"/>
               <w:rPr>
                 <w:rFonts w:ascii="Times New Roman" w:hAnsi="Times New Roman" w:cs="Times New Roman"/>
@@ -9904,6 +9638,7 @@
           <w:p>
             <w:pPr>
               <w:pStyle w:val="Compact"/>
+              <w:spacing w:after="0"/>
               <w:jc w:val="both"/>
               <w:rPr>
                 <w:rFonts w:ascii="Times New Roman" w:hAnsi="Times New Roman" w:cs="Times New Roman"/>
@@ -9923,6 +9658,9 @@
         </w:tc>
       </w:tr>
       <w:tr>
+        <w:trPr>
+          <w:trHeight w:val="677"/>
+        </w:trPr>
         <w:tc>
           <w:tcPr>
             <w:tcW w:w="0" w:type="auto"/>
@@ -9930,6 +9668,7 @@
           <w:p>
             <w:pPr>
               <w:pStyle w:val="Compact"/>
+              <w:spacing w:after="0"/>
               <w:jc w:val="both"/>
               <w:rPr>
                 <w:rFonts w:ascii="Times New Roman" w:hAnsi="Times New Roman" w:cs="Times New Roman"/>
@@ -9954,6 +9693,7 @@
           <w:p>
             <w:pPr>
               <w:pStyle w:val="Compact"/>
+              <w:spacing w:after="0"/>
               <w:jc w:val="both"/>
               <w:rPr>
                 <w:rFonts w:ascii="Times New Roman" w:hAnsi="Times New Roman" w:cs="Times New Roman"/>
@@ -9978,6 +9718,7 @@
           <w:p>
             <w:pPr>
               <w:pStyle w:val="Compact"/>
+              <w:spacing w:after="0"/>
               <w:jc w:val="both"/>
               <w:rPr>
                 <w:rFonts w:ascii="Times New Roman" w:hAnsi="Times New Roman" w:cs="Times New Roman"/>
@@ -10002,6 +9743,7 @@
           <w:p>
             <w:pPr>
               <w:pStyle w:val="Compact"/>
+              <w:spacing w:after="0"/>
               <w:jc w:val="both"/>
               <w:rPr>
                 <w:rFonts w:ascii="Times New Roman" w:hAnsi="Times New Roman" w:cs="Times New Roman"/>
@@ -10021,6 +9763,9 @@
         </w:tc>
       </w:tr>
       <w:tr>
+        <w:trPr>
+          <w:trHeight w:val="689"/>
+        </w:trPr>
         <w:tc>
           <w:tcPr>
             <w:tcW w:w="0" w:type="auto"/>
@@ -10028,6 +9773,7 @@
           <w:p>
             <w:pPr>
               <w:pStyle w:val="Compact"/>
+              <w:spacing w:after="0"/>
               <w:jc w:val="both"/>
               <w:rPr>
                 <w:rFonts w:ascii="Times New Roman" w:hAnsi="Times New Roman" w:cs="Times New Roman"/>
@@ -10052,6 +9798,7 @@
           <w:p>
             <w:pPr>
               <w:pStyle w:val="Compact"/>
+              <w:spacing w:after="0"/>
               <w:jc w:val="both"/>
               <w:rPr>
                 <w:rFonts w:ascii="Times New Roman" w:hAnsi="Times New Roman" w:cs="Times New Roman"/>
@@ -10076,6 +9823,7 @@
           <w:p>
             <w:pPr>
               <w:pStyle w:val="Compact"/>
+              <w:spacing w:after="0"/>
               <w:jc w:val="both"/>
               <w:rPr>
                 <w:rFonts w:ascii="Times New Roman" w:hAnsi="Times New Roman" w:cs="Times New Roman"/>
@@ -10100,6 +9848,7 @@
           <w:p>
             <w:pPr>
               <w:pStyle w:val="Compact"/>
+              <w:spacing w:after="0"/>
               <w:jc w:val="both"/>
               <w:rPr>
                 <w:rFonts w:ascii="Times New Roman" w:hAnsi="Times New Roman" w:cs="Times New Roman"/>
@@ -10119,6 +9868,9 @@
         </w:tc>
       </w:tr>
       <w:tr>
+        <w:trPr>
+          <w:trHeight w:val="677"/>
+        </w:trPr>
         <w:tc>
           <w:tcPr>
             <w:tcW w:w="0" w:type="auto"/>
@@ -10126,6 +9878,7 @@
           <w:p>
             <w:pPr>
               <w:pStyle w:val="Compact"/>
+              <w:spacing w:after="0"/>
               <w:jc w:val="both"/>
               <w:rPr>
                 <w:rFonts w:ascii="Times New Roman" w:hAnsi="Times New Roman" w:cs="Times New Roman"/>
@@ -10150,6 +9903,7 @@
           <w:p>
             <w:pPr>
               <w:pStyle w:val="Compact"/>
+              <w:spacing w:after="0"/>
               <w:jc w:val="both"/>
               <w:rPr>
                 <w:rFonts w:ascii="Times New Roman" w:hAnsi="Times New Roman" w:cs="Times New Roman"/>
@@ -10174,6 +9928,7 @@
           <w:p>
             <w:pPr>
               <w:pStyle w:val="Compact"/>
+              <w:spacing w:after="0"/>
               <w:jc w:val="both"/>
               <w:rPr>
                 <w:rFonts w:ascii="Times New Roman" w:hAnsi="Times New Roman" w:cs="Times New Roman"/>
@@ -10198,6 +9953,7 @@
           <w:p>
             <w:pPr>
               <w:pStyle w:val="Compact"/>
+              <w:spacing w:after="0"/>
               <w:jc w:val="both"/>
               <w:rPr>
                 <w:rFonts w:ascii="Times New Roman" w:hAnsi="Times New Roman" w:cs="Times New Roman"/>
@@ -10225,6 +9981,9 @@
         </w:tc>
       </w:tr>
       <w:tr>
+        <w:trPr>
+          <w:trHeight w:val="425"/>
+        </w:trPr>
         <w:tc>
           <w:tcPr>
             <w:tcW w:w="0" w:type="auto"/>
@@ -10232,6 +9991,7 @@
           <w:p>
             <w:pPr>
               <w:pStyle w:val="Compact"/>
+              <w:spacing w:after="0"/>
               <w:jc w:val="both"/>
               <w:rPr>
                 <w:rFonts w:ascii="Times New Roman" w:hAnsi="Times New Roman" w:cs="Times New Roman"/>
@@ -10245,7 +10005,6 @@
                 <w:sz w:val="28"/>
                 <w:szCs w:val="28"/>
               </w:rPr>
-              <w:lastRenderedPageBreak/>
               <w:t>PSNR</w:t>
             </w:r>
           </w:p>
@@ -10257,6 +10016,7 @@
           <w:p>
             <w:pPr>
               <w:pStyle w:val="Compact"/>
+              <w:spacing w:after="0"/>
               <w:jc w:val="both"/>
               <w:rPr>
                 <w:rFonts w:ascii="Times New Roman" w:hAnsi="Times New Roman" w:cs="Times New Roman"/>
@@ -10281,6 +10041,7 @@
           <w:p>
             <w:pPr>
               <w:pStyle w:val="Compact"/>
+              <w:spacing w:after="0"/>
               <w:jc w:val="both"/>
               <w:rPr>
                 <w:rFonts w:ascii="Times New Roman" w:hAnsi="Times New Roman" w:cs="Times New Roman"/>
@@ -10305,6 +10066,7 @@
           <w:p>
             <w:pPr>
               <w:pStyle w:val="Compact"/>
+              <w:spacing w:after="0"/>
               <w:jc w:val="both"/>
               <w:rPr>
                 <w:rFonts w:ascii="Times New Roman" w:hAnsi="Times New Roman" w:cs="Times New Roman"/>
@@ -10332,6 +10094,9 @@
         </w:tc>
       </w:tr>
       <w:tr>
+        <w:trPr>
+          <w:trHeight w:val="677"/>
+        </w:trPr>
         <w:tc>
           <w:tcPr>
             <w:tcW w:w="0" w:type="auto"/>
@@ -10339,6 +10104,7 @@
           <w:p>
             <w:pPr>
               <w:pStyle w:val="Compact"/>
+              <w:spacing w:after="0"/>
               <w:jc w:val="both"/>
               <w:rPr>
                 <w:rFonts w:ascii="Times New Roman" w:hAnsi="Times New Roman" w:cs="Times New Roman"/>
@@ -10363,6 +10129,7 @@
           <w:p>
             <w:pPr>
               <w:pStyle w:val="Compact"/>
+              <w:spacing w:after="0"/>
               <w:jc w:val="both"/>
               <w:rPr>
                 <w:rFonts w:ascii="Times New Roman" w:hAnsi="Times New Roman" w:cs="Times New Roman"/>
@@ -10387,6 +10154,7 @@
           <w:p>
             <w:pPr>
               <w:pStyle w:val="Compact"/>
+              <w:spacing w:after="0"/>
               <w:jc w:val="both"/>
               <w:rPr>
                 <w:rFonts w:ascii="Times New Roman" w:hAnsi="Times New Roman" w:cs="Times New Roman"/>
@@ -10411,6 +10179,7 @@
           <w:p>
             <w:pPr>
               <w:pStyle w:val="Compact"/>
+              <w:spacing w:after="0"/>
               <w:jc w:val="both"/>
               <w:rPr>
                 <w:rFonts w:ascii="Times New Roman" w:hAnsi="Times New Roman" w:cs="Times New Roman"/>
@@ -10429,8 +10198,6 @@
           </w:p>
         </w:tc>
       </w:tr>
-      <w:bookmarkEnd w:id="0"/>
-      <w:bookmarkEnd w:id="27"/>
     </w:tbl>
     <w:p>
       <w:pPr>
@@ -10439,6 +10206,7 @@
           <w:rFonts w:ascii="Times New Roman" w:hAnsi="Times New Roman" w:cs="Times New Roman"/>
           <w:sz w:val="28"/>
           <w:szCs w:val="28"/>
+          <w:lang w:val="ru-RU"/>
         </w:rPr>
       </w:pPr>
     </w:p>
@@ -10939,6 +10707,13 @@
     <w:lsdException w:name="Medium Shading 2"/>
     <w:lsdException w:name="Medium List 1"/>
     <w:lsdException w:name="Medium List 2"/>
+    <w:lsdException w:name="Medium Grid 1"/>
+    <w:lsdException w:name="Medium Grid 2"/>
+    <w:lsdException w:name="Medium Grid 3"/>
+    <w:lsdException w:name="Dark List"/>
+    <w:lsdException w:name="Colorful Shading"/>
+    <w:lsdException w:name="Colorful List"/>
+    <w:lsdException w:name="Colorful Grid"/>
     <w:lsdException w:name="Light Shading Accent 1"/>
     <w:lsdException w:name="Light List Accent 1"/>
     <w:lsdException w:name="Light Grid Accent 1"/>
